--- a/세빛섬_반포수상푸드존_통합운영_추진(안).docx
+++ b/세빛섬_반포수상푸드존_통합운영_추진(안).docx
@@ -2096,6 +2096,67 @@
           <w:szCs w:val="22"/>
         </w:rPr>
         <w:t xml:space="preserve"> 예상</w:t>
+      </w:r>
+    </w:p>
+    <w:p>
+      <w:pPr>
+        <w:spacing w:after="40" w:before="160"/>
+        <w:jc w:val="center"/>
+      </w:pPr>
+      <w:r>
+        <w:drawing>
+          <wp:inline distT="0" distB="0" distL="0" distR="0">
+            <wp:extent cx="6096000" cy="3848100"/>
+            <wp:effectExtent t="0" r="0" b="0" l="0"/>
+            <wp:docPr id="1" name="" descr="" title=""/>
+            <wp:cNvGraphicFramePr>
+              <a:graphicFrameLocks xmlns:a="http://schemas.openxmlformats.org/drawingml/2006/main" noChangeAspect="1"/>
+            </wp:cNvGraphicFramePr>
+            <a:graphic xmlns:a="http://schemas.openxmlformats.org/drawingml/2006/main">
+              <a:graphicData uri="http://schemas.openxmlformats.org/drawingml/2006/picture">
+                <pic:pic xmlns:pic="http://schemas.openxmlformats.org/drawingml/2006/picture">
+                  <pic:nvPicPr>
+                    <pic:cNvPr id="0" name="" descr=""/>
+                    <pic:cNvPicPr>
+                      <a:picLocks noChangeAspect="1" noChangeArrowheads="1"/>
+                    </pic:cNvPicPr>
+                  </pic:nvPicPr>
+                  <pic:blipFill>
+                    <a:blip r:embed="rId8" cstate="none"/>
+                    <a:srcRect/>
+                    <a:stretch>
+                      <a:fillRect/>
+                    </a:stretch>
+                  </pic:blipFill>
+                  <pic:spPr bwMode="auto">
+                    <a:xfrm>
+                      <a:off x="0" y="0"/>
+                      <a:ext cx="6096000" cy="3848100"/>
+                    </a:xfrm>
+                    <a:prstGeom prst="rect">
+                      <a:avLst/>
+                    </a:prstGeom>
+                  </pic:spPr>
+                </pic:pic>
+              </a:graphicData>
+            </a:graphic>
+          </wp:inline>
+        </w:drawing>
+      </w:r>
+    </w:p>
+    <w:p>
+      <w:pPr>
+        <w:spacing w:after="120" w:before="60" w:line="300"/>
+        <w:jc w:val="center"/>
+      </w:pPr>
+      <w:r>
+        <w:rPr>
+          <w:rFonts w:ascii="맑은 고딕" w:cs="맑은 고딕" w:eastAsia="맑은 고딕" w:hAnsi="맑은 고딕"/>
+          <w:color w:val="595959"/>
+          <w:sz w:val="19"/>
+          <w:szCs w:val="19"/>
+        </w:rPr>
+        <w:t xml:space="preserve">&lt; 반포 수변시설 위치도 &gt;</w:t>
       </w:r>
     </w:p>
     <w:p>
@@ -3496,17 +3557,17 @@
                 <w:sz w:val="19"/>
                 <w:szCs w:val="19"/>
               </w:rPr>
-              <w:t xml:space="preserve">50년</w:t>
-            </w:r>
-            <w:r>
-              <w:rPr>
-                <w:rFonts w:ascii="맑은 고딕" w:cs="맑은 고딕" w:eastAsia="맑은 고딕" w:hAnsi="맑은 고딕"/>
-                <w:b w:val="false"/>
-                <w:bCs w:val="false"/>
-                <w:sz w:val="19"/>
-                <w:szCs w:val="19"/>
-              </w:rPr>
-              <w:t xml:space="preserve"> (목표)</w:t>
+              <w:t xml:space="preserve">최장 50년</w:t>
+            </w:r>
+            <w:r>
+              <w:rPr>
+                <w:rFonts w:ascii="맑은 고딕" w:cs="맑은 고딕" w:eastAsia="맑은 고딕" w:hAnsi="맑은 고딕"/>
+                <w:b w:val="false"/>
+                <w:bCs w:val="false"/>
+                <w:sz w:val="19"/>
+                <w:szCs w:val="19"/>
+              </w:rPr>
+              <w:t xml:space="preserve"> (민간투자사업기본계획)</w:t>
             </w:r>
           </w:p>
         </w:tc>
@@ -6300,7 +6361,7 @@
           <w:sz w:val="24"/>
           <w:szCs w:val="24"/>
         </w:rPr>
-        <w:t xml:space="preserve">통합 MD 계획 수립</w:t>
+        <w:t xml:space="preserve">적용 가능 추진 경로 검토</w:t>
       </w:r>
     </w:p>
     <w:p>
@@ -6319,12 +6380,20 @@
       <w:r>
         <w:rPr>
           <w:rFonts w:ascii="맑은 고딕" w:cs="맑은 고딕" w:eastAsia="맑은 고딕" w:hAnsi="맑은 고딕"/>
+          <w:sz w:val="22"/>
+          <w:szCs w:val="22"/>
+        </w:rPr>
+        <w:t xml:space="preserve">세빛섬·수상푸드존 통합 운영권 확보를 위한 </w:t>
+      </w:r>
+      <w:r>
+        <w:rPr>
+          <w:rFonts w:ascii="맑은 고딕" w:cs="맑은 고딕" w:eastAsia="맑은 고딕" w:hAnsi="맑은 고딕"/>
           <w:b/>
           <w:bCs/>
           <w:sz w:val="22"/>
           <w:szCs w:val="22"/>
         </w:rPr>
-        <w:t xml:space="preserve">컨셉</w:t>
+        <w:t xml:space="preserve">4개 경로</w:t>
       </w:r>
       <w:r>
         <w:rPr>
@@ -6332,7 +6401,7 @@
           <w:sz w:val="22"/>
           <w:szCs w:val="22"/>
         </w:rPr>
-        <w:t xml:space="preserve"> : 세빛섬(복합문화·컨벤션) + 수상푸드존(식음·야간명소) 연계 </w:t>
+        <w:t xml:space="preserve">를 비교, </w:t>
       </w:r>
       <w:r>
         <w:rPr>
@@ -6342,13 +6411,1023 @@
           <w:sz w:val="22"/>
           <w:szCs w:val="22"/>
         </w:rPr>
-        <w:t xml:space="preserve">반포 수변 데스티네이션</w:t>
+        <w:t xml:space="preserve">민투법 민간제안사업(경로 A)</w:t>
+      </w:r>
+      <w:r>
+        <w:rPr>
+          <w:rFonts w:ascii="맑은 고딕" w:cs="맑은 고딕" w:eastAsia="맑은 고딕" w:hAnsi="맑은 고딕"/>
+          <w:sz w:val="22"/>
+          <w:szCs w:val="22"/>
+        </w:rPr>
+        <w:t xml:space="preserve"> 우선 추진</w:t>
       </w:r>
     </w:p>
+    <w:tbl>
+      <w:tblPr>
+        <w:tblW w:type="dxa" w:w="9638"/>
+        <w:tblBorders>
+          <w:top w:val="single" w:color="auto" w:sz="4"/>
+          <w:left w:val="single" w:color="auto" w:sz="4"/>
+          <w:bottom w:val="single" w:color="auto" w:sz="4"/>
+          <w:right w:val="single" w:color="auto" w:sz="4"/>
+          <w:insideH w:val="single" w:color="auto" w:sz="4"/>
+          <w:insideV w:val="single" w:color="auto" w:sz="4"/>
+        </w:tblBorders>
+      </w:tblPr>
+      <w:tblGrid>
+        <w:gridCol w:w="1811"/>
+        <w:gridCol w:w="2173"/>
+        <w:gridCol w:w="1449"/>
+        <w:gridCol w:w="1449"/>
+        <w:gridCol w:w="2756"/>
+      </w:tblGrid>
+      <w:tr>
+        <w:trPr>
+          <w:tblHeader/>
+        </w:trPr>
+        <w:tc>
+          <w:tcPr>
+            <w:tcW w:type="dxa" w:w="1811"/>
+            <w:tcBorders>
+              <w:top w:val="single" w:color="808080" w:sz="4"/>
+              <w:left w:val="single" w:color="808080" w:sz="4"/>
+              <w:bottom w:val="single" w:color="808080" w:sz="4"/>
+              <w:right w:val="single" w:color="808080" w:sz="4"/>
+            </w:tcBorders>
+            <w:shd w:fill="D9E2F3" w:color="auto" w:val="clear"/>
+            <w:tcMar>
+              <w:top w:type="dxa" w:w="60"/>
+              <w:left w:type="dxa" w:w="100"/>
+              <w:bottom w:type="dxa" w:w="60"/>
+              <w:right w:type="dxa" w:w="100"/>
+            </w:tcMar>
+            <w:vAlign w:val="center"/>
+          </w:tcPr>
+          <w:p>
+            <w:pPr>
+              <w:spacing w:after="0" w:before="0" w:line="260"/>
+              <w:jc w:val="center"/>
+            </w:pPr>
+            <w:r>
+              <w:rPr>
+                <w:rFonts w:ascii="맑은 고딕" w:cs="맑은 고딕" w:eastAsia="맑은 고딕" w:hAnsi="맑은 고딕"/>
+                <w:b/>
+                <w:bCs/>
+                <w:sz w:val="19"/>
+                <w:szCs w:val="19"/>
+              </w:rPr>
+              <w:t xml:space="preserve">구분</w:t>
+            </w:r>
+          </w:p>
+        </w:tc>
+        <w:tc>
+          <w:tcPr>
+            <w:tcW w:type="dxa" w:w="2173"/>
+            <w:tcBorders>
+              <w:top w:val="single" w:color="808080" w:sz="4"/>
+              <w:left w:val="single" w:color="808080" w:sz="4"/>
+              <w:bottom w:val="single" w:color="808080" w:sz="4"/>
+              <w:right w:val="single" w:color="808080" w:sz="4"/>
+            </w:tcBorders>
+            <w:shd w:fill="D9E2F3" w:color="auto" w:val="clear"/>
+            <w:tcMar>
+              <w:top w:type="dxa" w:w="60"/>
+              <w:left w:type="dxa" w:w="100"/>
+              <w:bottom w:type="dxa" w:w="60"/>
+              <w:right w:type="dxa" w:w="100"/>
+            </w:tcMar>
+            <w:vAlign w:val="center"/>
+          </w:tcPr>
+          <w:p>
+            <w:pPr>
+              <w:spacing w:after="0" w:before="0" w:line="260"/>
+              <w:jc w:val="center"/>
+            </w:pPr>
+            <w:r>
+              <w:rPr>
+                <w:rFonts w:ascii="맑은 고딕" w:cs="맑은 고딕" w:eastAsia="맑은 고딕" w:hAnsi="맑은 고딕"/>
+                <w:b/>
+                <w:bCs/>
+                <w:sz w:val="19"/>
+                <w:szCs w:val="19"/>
+              </w:rPr>
+              <w:t xml:space="preserve">근거 / 방식</w:t>
+            </w:r>
+          </w:p>
+        </w:tc>
+        <w:tc>
+          <w:tcPr>
+            <w:tcW w:type="dxa" w:w="1449"/>
+            <w:tcBorders>
+              <w:top w:val="single" w:color="808080" w:sz="4"/>
+              <w:left w:val="single" w:color="808080" w:sz="4"/>
+              <w:bottom w:val="single" w:color="808080" w:sz="4"/>
+              <w:right w:val="single" w:color="808080" w:sz="4"/>
+            </w:tcBorders>
+            <w:shd w:fill="D9E2F3" w:color="auto" w:val="clear"/>
+            <w:tcMar>
+              <w:top w:type="dxa" w:w="60"/>
+              <w:left w:type="dxa" w:w="100"/>
+              <w:bottom w:type="dxa" w:w="60"/>
+              <w:right w:type="dxa" w:w="100"/>
+            </w:tcMar>
+            <w:vAlign w:val="center"/>
+          </w:tcPr>
+          <w:p>
+            <w:pPr>
+              <w:spacing w:after="0" w:before="0" w:line="260"/>
+              <w:jc w:val="center"/>
+            </w:pPr>
+            <w:r>
+              <w:rPr>
+                <w:rFonts w:ascii="맑은 고딕" w:cs="맑은 고딕" w:eastAsia="맑은 고딕" w:hAnsi="맑은 고딕"/>
+                <w:b/>
+                <w:bCs/>
+                <w:sz w:val="19"/>
+                <w:szCs w:val="19"/>
+              </w:rPr>
+              <w:t xml:space="preserve">운영기간</w:t>
+            </w:r>
+          </w:p>
+        </w:tc>
+        <w:tc>
+          <w:tcPr>
+            <w:tcW w:type="dxa" w:w="1449"/>
+            <w:tcBorders>
+              <w:top w:val="single" w:color="808080" w:sz="4"/>
+              <w:left w:val="single" w:color="808080" w:sz="4"/>
+              <w:bottom w:val="single" w:color="808080" w:sz="4"/>
+              <w:right w:val="single" w:color="808080" w:sz="4"/>
+            </w:tcBorders>
+            <w:shd w:fill="D9E2F3" w:color="auto" w:val="clear"/>
+            <w:tcMar>
+              <w:top w:type="dxa" w:w="60"/>
+              <w:left w:type="dxa" w:w="100"/>
+              <w:bottom w:type="dxa" w:w="60"/>
+              <w:right w:type="dxa" w:w="100"/>
+            </w:tcMar>
+            <w:vAlign w:val="center"/>
+          </w:tcPr>
+          <w:p>
+            <w:pPr>
+              <w:spacing w:after="0" w:before="0" w:line="260"/>
+              <w:jc w:val="center"/>
+            </w:pPr>
+            <w:r>
+              <w:rPr>
+                <w:rFonts w:ascii="맑은 고딕" w:cs="맑은 고딕" w:eastAsia="맑은 고딕" w:hAnsi="맑은 고딕"/>
+                <w:b/>
+                <w:bCs/>
+                <w:sz w:val="19"/>
+                <w:szCs w:val="19"/>
+              </w:rPr>
+              <w:t xml:space="preserve">당사 주도권</w:t>
+            </w:r>
+          </w:p>
+        </w:tc>
+        <w:tc>
+          <w:tcPr>
+            <w:tcW w:type="dxa" w:w="2756"/>
+            <w:tcBorders>
+              <w:top w:val="single" w:color="808080" w:sz="4"/>
+              <w:left w:val="single" w:color="808080" w:sz="4"/>
+              <w:bottom w:val="single" w:color="808080" w:sz="4"/>
+              <w:right w:val="single" w:color="808080" w:sz="4"/>
+            </w:tcBorders>
+            <w:shd w:fill="D9E2F3" w:color="auto" w:val="clear"/>
+            <w:tcMar>
+              <w:top w:type="dxa" w:w="60"/>
+              <w:left w:type="dxa" w:w="100"/>
+              <w:bottom w:type="dxa" w:w="60"/>
+              <w:right w:type="dxa" w:w="100"/>
+            </w:tcMar>
+            <w:vAlign w:val="center"/>
+          </w:tcPr>
+          <w:p>
+            <w:pPr>
+              <w:spacing w:after="0" w:before="0" w:line="260"/>
+              <w:jc w:val="center"/>
+            </w:pPr>
+            <w:r>
+              <w:rPr>
+                <w:rFonts w:ascii="맑은 고딕" w:cs="맑은 고딕" w:eastAsia="맑은 고딕" w:hAnsi="맑은 고딕"/>
+                <w:b/>
+                <w:bCs/>
+                <w:sz w:val="19"/>
+                <w:szCs w:val="19"/>
+              </w:rPr>
+              <w:t xml:space="preserve">평가</w:t>
+            </w:r>
+          </w:p>
+        </w:tc>
+      </w:tr>
+      <w:tr>
+        <w:tc>
+          <w:tcPr>
+            <w:tcW w:type="dxa" w:w="1811"/>
+            <w:tcBorders>
+              <w:top w:val="single" w:color="808080" w:sz="4"/>
+              <w:left w:val="single" w:color="808080" w:sz="4"/>
+              <w:bottom w:val="single" w:color="808080" w:sz="4"/>
+              <w:right w:val="single" w:color="808080" w:sz="4"/>
+            </w:tcBorders>
+            <w:shd w:fill="F2F2F2" w:color="auto" w:val="clear"/>
+            <w:tcMar>
+              <w:top w:type="dxa" w:w="60"/>
+              <w:left w:type="dxa" w:w="100"/>
+              <w:bottom w:type="dxa" w:w="60"/>
+              <w:right w:type="dxa" w:w="100"/>
+            </w:tcMar>
+            <w:vAlign w:val="center"/>
+          </w:tcPr>
+          <w:p>
+            <w:pPr>
+              <w:spacing w:after="0" w:before="0" w:line="260"/>
+              <w:jc w:val="center"/>
+            </w:pPr>
+            <w:r>
+              <w:rPr>
+                <w:rFonts w:ascii="맑은 고딕" w:cs="맑은 고딕" w:eastAsia="맑은 고딕" w:hAnsi="맑은 고딕"/>
+                <w:b/>
+                <w:bCs/>
+                <w:sz w:val="19"/>
+                <w:szCs w:val="19"/>
+              </w:rPr>
+              <w:t xml:space="preserve">A. 민투법</w:t>
+            </w:r>
+            <w:r>
+              <w:br/>
+            </w:r>
+            <w:r>
+              <w:rPr>
+                <w:rFonts w:ascii="맑은 고딕" w:cs="맑은 고딕" w:eastAsia="맑은 고딕" w:hAnsi="맑은 고딕"/>
+                <w:b/>
+                <w:bCs/>
+                <w:sz w:val="19"/>
+                <w:szCs w:val="19"/>
+              </w:rPr>
+              <w:t xml:space="preserve">민간제안</w:t>
+            </w:r>
+          </w:p>
+        </w:tc>
+        <w:tc>
+          <w:tcPr>
+            <w:tcW w:type="dxa" w:w="2173"/>
+            <w:tcBorders>
+              <w:top w:val="single" w:color="808080" w:sz="4"/>
+              <w:left w:val="single" w:color="808080" w:sz="4"/>
+              <w:bottom w:val="single" w:color="808080" w:sz="4"/>
+              <w:right w:val="single" w:color="808080" w:sz="4"/>
+            </w:tcBorders>
+            <w:tcMar>
+              <w:top w:type="dxa" w:w="60"/>
+              <w:left w:type="dxa" w:w="100"/>
+              <w:bottom w:type="dxa" w:w="60"/>
+              <w:right w:type="dxa" w:w="100"/>
+            </w:tcMar>
+            <w:vAlign w:val="center"/>
+          </w:tcPr>
+          <w:p>
+            <w:pPr>
+              <w:spacing w:after="0" w:before="0" w:line="260"/>
+              <w:jc w:val="left"/>
+            </w:pPr>
+            <w:r>
+              <w:rPr>
+                <w:rFonts w:ascii="맑은 고딕" w:cs="맑은 고딕" w:eastAsia="맑은 고딕" w:hAnsi="맑은 고딕"/>
+                <w:b w:val="false"/>
+                <w:bCs w:val="false"/>
+                <w:sz w:val="19"/>
+                <w:szCs w:val="19"/>
+              </w:rPr>
+              <w:t xml:space="preserve">당사가 사업 제안 → 적격성조사 → 제3자 제안공고 → 협상</w:t>
+            </w:r>
+          </w:p>
+        </w:tc>
+        <w:tc>
+          <w:tcPr>
+            <w:tcW w:type="dxa" w:w="1449"/>
+            <w:tcBorders>
+              <w:top w:val="single" w:color="808080" w:sz="4"/>
+              <w:left w:val="single" w:color="808080" w:sz="4"/>
+              <w:bottom w:val="single" w:color="808080" w:sz="4"/>
+              <w:right w:val="single" w:color="808080" w:sz="4"/>
+            </w:tcBorders>
+            <w:tcMar>
+              <w:top w:type="dxa" w:w="60"/>
+              <w:left w:type="dxa" w:w="100"/>
+              <w:bottom w:type="dxa" w:w="60"/>
+              <w:right w:type="dxa" w:w="100"/>
+            </w:tcMar>
+            <w:vAlign w:val="center"/>
+          </w:tcPr>
+          <w:p>
+            <w:pPr>
+              <w:spacing w:after="0" w:before="0" w:line="260"/>
+              <w:jc w:val="center"/>
+            </w:pPr>
+            <w:r>
+              <w:rPr>
+                <w:rFonts w:ascii="맑은 고딕" w:cs="맑은 고딕" w:eastAsia="맑은 고딕" w:hAnsi="맑은 고딕"/>
+                <w:b w:val="false"/>
+                <w:bCs w:val="false"/>
+                <w:sz w:val="19"/>
+                <w:szCs w:val="19"/>
+              </w:rPr>
+              <w:t xml:space="preserve">최장 50년</w:t>
+            </w:r>
+          </w:p>
+        </w:tc>
+        <w:tc>
+          <w:tcPr>
+            <w:tcW w:type="dxa" w:w="1449"/>
+            <w:tcBorders>
+              <w:top w:val="single" w:color="808080" w:sz="4"/>
+              <w:left w:val="single" w:color="808080" w:sz="4"/>
+              <w:bottom w:val="single" w:color="808080" w:sz="4"/>
+              <w:right w:val="single" w:color="808080" w:sz="4"/>
+            </w:tcBorders>
+            <w:tcMar>
+              <w:top w:type="dxa" w:w="60"/>
+              <w:left w:type="dxa" w:w="100"/>
+              <w:bottom w:type="dxa" w:w="60"/>
+              <w:right w:type="dxa" w:w="100"/>
+            </w:tcMar>
+            <w:vAlign w:val="center"/>
+          </w:tcPr>
+          <w:p>
+            <w:pPr>
+              <w:spacing w:after="0" w:before="0" w:line="260"/>
+              <w:jc w:val="center"/>
+            </w:pPr>
+            <w:r>
+              <w:rPr>
+                <w:rFonts w:ascii="맑은 고딕" w:cs="맑은 고딕" w:eastAsia="맑은 고딕" w:hAnsi="맑은 고딕"/>
+                <w:b w:val="false"/>
+                <w:bCs w:val="false"/>
+                <w:sz w:val="19"/>
+                <w:szCs w:val="19"/>
+              </w:rPr>
+              <w:t xml:space="preserve">높음</w:t>
+            </w:r>
+            <w:r>
+              <w:br/>
+            </w:r>
+            <w:r>
+              <w:rPr>
+                <w:rFonts w:ascii="맑은 고딕" w:cs="맑은 고딕" w:eastAsia="맑은 고딕" w:hAnsi="맑은 고딕"/>
+                <w:b w:val="false"/>
+                <w:bCs w:val="false"/>
+                <w:sz w:val="19"/>
+                <w:szCs w:val="19"/>
+              </w:rPr>
+              <w:t xml:space="preserve">(최초제안자 우대)</w:t>
+            </w:r>
+          </w:p>
+        </w:tc>
+        <w:tc>
+          <w:tcPr>
+            <w:tcW w:type="dxa" w:w="2756"/>
+            <w:tcBorders>
+              <w:top w:val="single" w:color="808080" w:sz="4"/>
+              <w:left w:val="single" w:color="808080" w:sz="4"/>
+              <w:bottom w:val="single" w:color="808080" w:sz="4"/>
+              <w:right w:val="single" w:color="808080" w:sz="4"/>
+            </w:tcBorders>
+            <w:tcMar>
+              <w:top w:type="dxa" w:w="60"/>
+              <w:left w:type="dxa" w:w="100"/>
+              <w:bottom w:type="dxa" w:w="60"/>
+              <w:right w:type="dxa" w:w="100"/>
+            </w:tcMar>
+            <w:vAlign w:val="center"/>
+          </w:tcPr>
+          <w:p>
+            <w:pPr>
+              <w:spacing w:after="0" w:before="0" w:line="260"/>
+              <w:jc w:val="left"/>
+            </w:pPr>
+            <w:r>
+              <w:rPr>
+                <w:rFonts w:ascii="맑은 고딕" w:cs="맑은 고딕" w:eastAsia="맑은 고딕" w:hAnsi="맑은 고딕"/>
+                <w:b/>
+                <w:bCs/>
+                <w:sz w:val="19"/>
+                <w:szCs w:val="19"/>
+              </w:rPr>
+              <w:t xml:space="preserve">우선 추진</w:t>
+            </w:r>
+            <w:r>
+              <w:rPr>
+                <w:rFonts w:ascii="맑은 고딕" w:cs="맑은 고딕" w:eastAsia="맑은 고딕" w:hAnsi="맑은 고딕"/>
+                <w:b w:val="false"/>
+                <w:bCs w:val="false"/>
+                <w:sz w:val="19"/>
+                <w:szCs w:val="19"/>
+              </w:rPr>
+              <w:t xml:space="preserve"> — 50년 확보 가능한 유일 경로, 절차 장기화</w:t>
+            </w:r>
+          </w:p>
+        </w:tc>
+      </w:tr>
+      <w:tr>
+        <w:tc>
+          <w:tcPr>
+            <w:tcW w:type="dxa" w:w="1811"/>
+            <w:tcBorders>
+              <w:top w:val="single" w:color="808080" w:sz="4"/>
+              <w:left w:val="single" w:color="808080" w:sz="4"/>
+              <w:bottom w:val="single" w:color="808080" w:sz="4"/>
+              <w:right w:val="single" w:color="808080" w:sz="4"/>
+            </w:tcBorders>
+            <w:shd w:fill="F2F2F2" w:color="auto" w:val="clear"/>
+            <w:tcMar>
+              <w:top w:type="dxa" w:w="60"/>
+              <w:left w:type="dxa" w:w="100"/>
+              <w:bottom w:type="dxa" w:w="60"/>
+              <w:right w:type="dxa" w:w="100"/>
+            </w:tcMar>
+            <w:vAlign w:val="center"/>
+          </w:tcPr>
+          <w:p>
+            <w:pPr>
+              <w:spacing w:after="0" w:before="0" w:line="260"/>
+              <w:jc w:val="center"/>
+            </w:pPr>
+            <w:r>
+              <w:rPr>
+                <w:rFonts w:ascii="맑은 고딕" w:cs="맑은 고딕" w:eastAsia="맑은 고딕" w:hAnsi="맑은 고딕"/>
+                <w:b/>
+                <w:bCs/>
+                <w:sz w:val="19"/>
+                <w:szCs w:val="19"/>
+              </w:rPr>
+              <w:t xml:space="preserve">B. 민투법</w:t>
+            </w:r>
+            <w:r>
+              <w:br/>
+            </w:r>
+            <w:r>
+              <w:rPr>
+                <w:rFonts w:ascii="맑은 고딕" w:cs="맑은 고딕" w:eastAsia="맑은 고딕" w:hAnsi="맑은 고딕"/>
+                <w:b/>
+                <w:bCs/>
+                <w:sz w:val="19"/>
+                <w:szCs w:val="19"/>
+              </w:rPr>
+              <w:t xml:space="preserve">정부고시(공모형)</w:t>
+            </w:r>
+          </w:p>
+        </w:tc>
+        <w:tc>
+          <w:tcPr>
+            <w:tcW w:type="dxa" w:w="2173"/>
+            <w:tcBorders>
+              <w:top w:val="single" w:color="808080" w:sz="4"/>
+              <w:left w:val="single" w:color="808080" w:sz="4"/>
+              <w:bottom w:val="single" w:color="808080" w:sz="4"/>
+              <w:right w:val="single" w:color="808080" w:sz="4"/>
+            </w:tcBorders>
+            <w:tcMar>
+              <w:top w:type="dxa" w:w="60"/>
+              <w:left w:type="dxa" w:w="100"/>
+              <w:bottom w:type="dxa" w:w="60"/>
+              <w:right w:type="dxa" w:w="100"/>
+            </w:tcMar>
+            <w:vAlign w:val="center"/>
+          </w:tcPr>
+          <w:p>
+            <w:pPr>
+              <w:spacing w:after="0" w:before="0" w:line="260"/>
+              <w:jc w:val="left"/>
+            </w:pPr>
+            <w:r>
+              <w:rPr>
+                <w:rFonts w:ascii="맑은 고딕" w:cs="맑은 고딕" w:eastAsia="맑은 고딕" w:hAnsi="맑은 고딕"/>
+                <w:b w:val="false"/>
+                <w:bCs w:val="false"/>
+                <w:sz w:val="19"/>
+                <w:szCs w:val="19"/>
+              </w:rPr>
+              <w:t xml:space="preserve">市가 시설사업기본계획 고시 → 공모</w:t>
+            </w:r>
+          </w:p>
+        </w:tc>
+        <w:tc>
+          <w:tcPr>
+            <w:tcW w:type="dxa" w:w="1449"/>
+            <w:tcBorders>
+              <w:top w:val="single" w:color="808080" w:sz="4"/>
+              <w:left w:val="single" w:color="808080" w:sz="4"/>
+              <w:bottom w:val="single" w:color="808080" w:sz="4"/>
+              <w:right w:val="single" w:color="808080" w:sz="4"/>
+            </w:tcBorders>
+            <w:tcMar>
+              <w:top w:type="dxa" w:w="60"/>
+              <w:left w:type="dxa" w:w="100"/>
+              <w:bottom w:type="dxa" w:w="60"/>
+              <w:right w:type="dxa" w:w="100"/>
+            </w:tcMar>
+            <w:vAlign w:val="center"/>
+          </w:tcPr>
+          <w:p>
+            <w:pPr>
+              <w:spacing w:after="0" w:before="0" w:line="260"/>
+              <w:jc w:val="center"/>
+            </w:pPr>
+            <w:r>
+              <w:rPr>
+                <w:rFonts w:ascii="맑은 고딕" w:cs="맑은 고딕" w:eastAsia="맑은 고딕" w:hAnsi="맑은 고딕"/>
+                <w:b w:val="false"/>
+                <w:bCs w:val="false"/>
+                <w:sz w:val="19"/>
+                <w:szCs w:val="19"/>
+              </w:rPr>
+              <w:t xml:space="preserve">최장 50년</w:t>
+            </w:r>
+          </w:p>
+        </w:tc>
+        <w:tc>
+          <w:tcPr>
+            <w:tcW w:type="dxa" w:w="1449"/>
+            <w:tcBorders>
+              <w:top w:val="single" w:color="808080" w:sz="4"/>
+              <w:left w:val="single" w:color="808080" w:sz="4"/>
+              <w:bottom w:val="single" w:color="808080" w:sz="4"/>
+              <w:right w:val="single" w:color="808080" w:sz="4"/>
+            </w:tcBorders>
+            <w:tcMar>
+              <w:top w:type="dxa" w:w="60"/>
+              <w:left w:type="dxa" w:w="100"/>
+              <w:bottom w:type="dxa" w:w="60"/>
+              <w:right w:type="dxa" w:w="100"/>
+            </w:tcMar>
+            <w:vAlign w:val="center"/>
+          </w:tcPr>
+          <w:p>
+            <w:pPr>
+              <w:spacing w:after="0" w:before="0" w:line="260"/>
+              <w:jc w:val="center"/>
+            </w:pPr>
+            <w:r>
+              <w:rPr>
+                <w:rFonts w:ascii="맑은 고딕" w:cs="맑은 고딕" w:eastAsia="맑은 고딕" w:hAnsi="맑은 고딕"/>
+                <w:b w:val="false"/>
+                <w:bCs w:val="false"/>
+                <w:sz w:val="19"/>
+                <w:szCs w:val="19"/>
+              </w:rPr>
+              <w:t xml:space="preserve">보통</w:t>
+            </w:r>
+            <w:r>
+              <w:br/>
+            </w:r>
+            <w:r>
+              <w:rPr>
+                <w:rFonts w:ascii="맑은 고딕" w:cs="맑은 고딕" w:eastAsia="맑은 고딕" w:hAnsi="맑은 고딕"/>
+                <w:b w:val="false"/>
+                <w:bCs w:val="false"/>
+                <w:sz w:val="19"/>
+                <w:szCs w:val="19"/>
+              </w:rPr>
+              <w:t xml:space="preserve">(일반 경쟁)</w:t>
+            </w:r>
+          </w:p>
+        </w:tc>
+        <w:tc>
+          <w:tcPr>
+            <w:tcW w:type="dxa" w:w="2756"/>
+            <w:tcBorders>
+              <w:top w:val="single" w:color="808080" w:sz="4"/>
+              <w:left w:val="single" w:color="808080" w:sz="4"/>
+              <w:bottom w:val="single" w:color="808080" w:sz="4"/>
+              <w:right w:val="single" w:color="808080" w:sz="4"/>
+            </w:tcBorders>
+            <w:tcMar>
+              <w:top w:type="dxa" w:w="60"/>
+              <w:left w:type="dxa" w:w="100"/>
+              <w:bottom w:type="dxa" w:w="60"/>
+              <w:right w:type="dxa" w:w="100"/>
+            </w:tcMar>
+            <w:vAlign w:val="center"/>
+          </w:tcPr>
+          <w:p>
+            <w:pPr>
+              <w:spacing w:after="0" w:before="0" w:line="260"/>
+              <w:jc w:val="left"/>
+            </w:pPr>
+            <w:r>
+              <w:rPr>
+                <w:rFonts w:ascii="맑은 고딕" w:cs="맑은 고딕" w:eastAsia="맑은 고딕" w:hAnsi="맑은 고딕"/>
+                <w:b w:val="false"/>
+                <w:bCs w:val="false"/>
+                <w:sz w:val="19"/>
+                <w:szCs w:val="19"/>
+              </w:rPr>
+              <w:t xml:space="preserve">市 주도로 일정 불확실, A 추진 시 대응 가능</w:t>
+            </w:r>
+          </w:p>
+        </w:tc>
+      </w:tr>
+      <w:tr>
+        <w:tc>
+          <w:tcPr>
+            <w:tcW w:type="dxa" w:w="1811"/>
+            <w:tcBorders>
+              <w:top w:val="single" w:color="808080" w:sz="4"/>
+              <w:left w:val="single" w:color="808080" w:sz="4"/>
+              <w:bottom w:val="single" w:color="808080" w:sz="4"/>
+              <w:right w:val="single" w:color="808080" w:sz="4"/>
+            </w:tcBorders>
+            <w:shd w:fill="F2F2F2" w:color="auto" w:val="clear"/>
+            <w:tcMar>
+              <w:top w:type="dxa" w:w="60"/>
+              <w:left w:type="dxa" w:w="100"/>
+              <w:bottom w:type="dxa" w:w="60"/>
+              <w:right w:type="dxa" w:w="100"/>
+            </w:tcMar>
+            <w:vAlign w:val="center"/>
+          </w:tcPr>
+          <w:p>
+            <w:pPr>
+              <w:spacing w:after="0" w:before="0" w:line="260"/>
+              <w:jc w:val="center"/>
+            </w:pPr>
+            <w:r>
+              <w:rPr>
+                <w:rFonts w:ascii="맑은 고딕" w:cs="맑은 고딕" w:eastAsia="맑은 고딕" w:hAnsi="맑은 고딕"/>
+                <w:b/>
+                <w:bCs/>
+                <w:sz w:val="19"/>
+                <w:szCs w:val="19"/>
+              </w:rPr>
+              <w:t xml:space="preserve">C. 공유재산법</w:t>
+            </w:r>
+            <w:r>
+              <w:br/>
+            </w:r>
+            <w:r>
+              <w:rPr>
+                <w:rFonts w:ascii="맑은 고딕" w:cs="맑은 고딕" w:eastAsia="맑은 고딕" w:hAnsi="맑은 고딕"/>
+                <w:b/>
+                <w:bCs/>
+                <w:sz w:val="19"/>
+                <w:szCs w:val="19"/>
+              </w:rPr>
+              <w:t xml:space="preserve">공모</w:t>
+            </w:r>
+          </w:p>
+        </w:tc>
+        <w:tc>
+          <w:tcPr>
+            <w:tcW w:type="dxa" w:w="2173"/>
+            <w:tcBorders>
+              <w:top w:val="single" w:color="808080" w:sz="4"/>
+              <w:left w:val="single" w:color="808080" w:sz="4"/>
+              <w:bottom w:val="single" w:color="808080" w:sz="4"/>
+              <w:right w:val="single" w:color="808080" w:sz="4"/>
+            </w:tcBorders>
+            <w:tcMar>
+              <w:top w:type="dxa" w:w="60"/>
+              <w:left w:type="dxa" w:w="100"/>
+              <w:bottom w:type="dxa" w:w="60"/>
+              <w:right w:type="dxa" w:w="100"/>
+            </w:tcMar>
+            <w:vAlign w:val="center"/>
+          </w:tcPr>
+          <w:p>
+            <w:pPr>
+              <w:spacing w:after="0" w:before="0" w:line="260"/>
+              <w:jc w:val="left"/>
+            </w:pPr>
+            <w:r>
+              <w:rPr>
+                <w:rFonts w:ascii="맑은 고딕" w:cs="맑은 고딕" w:eastAsia="맑은 고딕" w:hAnsi="맑은 고딕"/>
+                <w:b w:val="false"/>
+                <w:bCs w:val="false"/>
+                <w:sz w:val="19"/>
+                <w:szCs w:val="19"/>
+              </w:rPr>
+              <w:t xml:space="preserve">사용허가·대부 공개경쟁입찰 (기존 재공모 방식)</w:t>
+            </w:r>
+          </w:p>
+        </w:tc>
+        <w:tc>
+          <w:tcPr>
+            <w:tcW w:type="dxa" w:w="1449"/>
+            <w:tcBorders>
+              <w:top w:val="single" w:color="808080" w:sz="4"/>
+              <w:left w:val="single" w:color="808080" w:sz="4"/>
+              <w:bottom w:val="single" w:color="808080" w:sz="4"/>
+              <w:right w:val="single" w:color="808080" w:sz="4"/>
+            </w:tcBorders>
+            <w:tcMar>
+              <w:top w:type="dxa" w:w="60"/>
+              <w:left w:type="dxa" w:w="100"/>
+              <w:bottom w:type="dxa" w:w="60"/>
+              <w:right w:type="dxa" w:w="100"/>
+            </w:tcMar>
+            <w:vAlign w:val="center"/>
+          </w:tcPr>
+          <w:p>
+            <w:pPr>
+              <w:spacing w:after="0" w:before="0" w:line="260"/>
+              <w:jc w:val="center"/>
+            </w:pPr>
+            <w:r>
+              <w:rPr>
+                <w:rFonts w:ascii="맑은 고딕" w:cs="맑은 고딕" w:eastAsia="맑은 고딕" w:hAnsi="맑은 고딕"/>
+                <w:b w:val="false"/>
+                <w:bCs w:val="false"/>
+                <w:sz w:val="19"/>
+                <w:szCs w:val="19"/>
+              </w:rPr>
+              <w:t xml:space="preserve">최대 30년</w:t>
+            </w:r>
+            <w:r>
+              <w:br/>
+            </w:r>
+            <w:r>
+              <w:rPr>
+                <w:rFonts w:ascii="맑은 고딕" w:cs="맑은 고딕" w:eastAsia="맑은 고딕" w:hAnsi="맑은 고딕"/>
+                <w:b w:val="false"/>
+                <w:bCs w:val="false"/>
+                <w:sz w:val="19"/>
+                <w:szCs w:val="19"/>
+              </w:rPr>
+              <w:t xml:space="preserve">(20+10)</w:t>
+            </w:r>
+          </w:p>
+        </w:tc>
+        <w:tc>
+          <w:tcPr>
+            <w:tcW w:type="dxa" w:w="1449"/>
+            <w:tcBorders>
+              <w:top w:val="single" w:color="808080" w:sz="4"/>
+              <w:left w:val="single" w:color="808080" w:sz="4"/>
+              <w:bottom w:val="single" w:color="808080" w:sz="4"/>
+              <w:right w:val="single" w:color="808080" w:sz="4"/>
+            </w:tcBorders>
+            <w:tcMar>
+              <w:top w:type="dxa" w:w="60"/>
+              <w:left w:type="dxa" w:w="100"/>
+              <w:bottom w:type="dxa" w:w="60"/>
+              <w:right w:type="dxa" w:w="100"/>
+            </w:tcMar>
+            <w:vAlign w:val="center"/>
+          </w:tcPr>
+          <w:p>
+            <w:pPr>
+              <w:spacing w:after="0" w:before="0" w:line="260"/>
+              <w:jc w:val="center"/>
+            </w:pPr>
+            <w:r>
+              <w:rPr>
+                <w:rFonts w:ascii="맑은 고딕" w:cs="맑은 고딕" w:eastAsia="맑은 고딕" w:hAnsi="맑은 고딕"/>
+                <w:b w:val="false"/>
+                <w:bCs w:val="false"/>
+                <w:sz w:val="19"/>
+                <w:szCs w:val="19"/>
+              </w:rPr>
+              <w:t xml:space="preserve">낮음</w:t>
+            </w:r>
+          </w:p>
+        </w:tc>
+        <w:tc>
+          <w:tcPr>
+            <w:tcW w:type="dxa" w:w="2756"/>
+            <w:tcBorders>
+              <w:top w:val="single" w:color="808080" w:sz="4"/>
+              <w:left w:val="single" w:color="808080" w:sz="4"/>
+              <w:bottom w:val="single" w:color="808080" w:sz="4"/>
+              <w:right w:val="single" w:color="808080" w:sz="4"/>
+            </w:tcBorders>
+            <w:tcMar>
+              <w:top w:type="dxa" w:w="60"/>
+              <w:left w:type="dxa" w:w="100"/>
+              <w:bottom w:type="dxa" w:w="60"/>
+              <w:right w:type="dxa" w:w="100"/>
+            </w:tcMar>
+            <w:vAlign w:val="center"/>
+          </w:tcPr>
+          <w:p>
+            <w:pPr>
+              <w:spacing w:after="0" w:before="0" w:line="260"/>
+              <w:jc w:val="left"/>
+            </w:pPr>
+            <w:r>
+              <w:rPr>
+                <w:rFonts w:ascii="맑은 고딕" w:cs="맑은 고딕" w:eastAsia="맑은 고딕" w:hAnsi="맑은 고딕"/>
+                <w:b/>
+                <w:bCs/>
+                <w:sz w:val="19"/>
+                <w:szCs w:val="19"/>
+              </w:rPr>
+              <w:t xml:space="preserve">대안(Plan B)</w:t>
+            </w:r>
+            <w:r>
+              <w:rPr>
+                <w:rFonts w:ascii="맑은 고딕" w:cs="맑은 고딕" w:eastAsia="맑은 고딕" w:hAnsi="맑은 고딕"/>
+                <w:b w:val="false"/>
+                <w:bCs w:val="false"/>
+                <w:sz w:val="19"/>
+                <w:szCs w:val="19"/>
+              </w:rPr>
+              <w:t xml:space="preserve"> — 절차 단순, 기간 짧음</w:t>
+            </w:r>
+          </w:p>
+        </w:tc>
+      </w:tr>
+      <w:tr>
+        <w:tc>
+          <w:tcPr>
+            <w:tcW w:type="dxa" w:w="1811"/>
+            <w:tcBorders>
+              <w:top w:val="single" w:color="808080" w:sz="4"/>
+              <w:left w:val="single" w:color="808080" w:sz="4"/>
+              <w:bottom w:val="single" w:color="808080" w:sz="4"/>
+              <w:right w:val="single" w:color="808080" w:sz="4"/>
+            </w:tcBorders>
+            <w:shd w:fill="F2F2F2" w:color="auto" w:val="clear"/>
+            <w:tcMar>
+              <w:top w:type="dxa" w:w="60"/>
+              <w:left w:type="dxa" w:w="100"/>
+              <w:bottom w:type="dxa" w:w="60"/>
+              <w:right w:type="dxa" w:w="100"/>
+            </w:tcMar>
+            <w:vAlign w:val="center"/>
+          </w:tcPr>
+          <w:p>
+            <w:pPr>
+              <w:spacing w:after="0" w:before="0" w:line="260"/>
+              <w:jc w:val="center"/>
+            </w:pPr>
+            <w:r>
+              <w:rPr>
+                <w:rFonts w:ascii="맑은 고딕" w:cs="맑은 고딕" w:eastAsia="맑은 고딕" w:hAnsi="맑은 고딕"/>
+                <w:b/>
+                <w:bCs/>
+                <w:sz w:val="19"/>
+                <w:szCs w:val="19"/>
+              </w:rPr>
+              <w:t xml:space="preserve">D. SH 주도</w:t>
+            </w:r>
+            <w:r>
+              <w:br/>
+            </w:r>
+            <w:r>
+              <w:rPr>
+                <w:rFonts w:ascii="맑은 고딕" w:cs="맑은 고딕" w:eastAsia="맑은 고딕" w:hAnsi="맑은 고딕"/>
+                <w:b/>
+                <w:bCs/>
+                <w:sz w:val="19"/>
+                <w:szCs w:val="19"/>
+              </w:rPr>
+              <w:t xml:space="preserve">공공개발</w:t>
+            </w:r>
+          </w:p>
+        </w:tc>
+        <w:tc>
+          <w:tcPr>
+            <w:tcW w:type="dxa" w:w="2173"/>
+            <w:tcBorders>
+              <w:top w:val="single" w:color="808080" w:sz="4"/>
+              <w:left w:val="single" w:color="808080" w:sz="4"/>
+              <w:bottom w:val="single" w:color="808080" w:sz="4"/>
+              <w:right w:val="single" w:color="808080" w:sz="4"/>
+            </w:tcBorders>
+            <w:tcMar>
+              <w:top w:type="dxa" w:w="60"/>
+              <w:left w:type="dxa" w:w="100"/>
+              <w:bottom w:type="dxa" w:w="60"/>
+              <w:right w:type="dxa" w:w="100"/>
+            </w:tcMar>
+            <w:vAlign w:val="center"/>
+          </w:tcPr>
+          <w:p>
+            <w:pPr>
+              <w:spacing w:after="0" w:before="0" w:line="260"/>
+              <w:jc w:val="left"/>
+            </w:pPr>
+            <w:r>
+              <w:rPr>
+                <w:rFonts w:ascii="맑은 고딕" w:cs="맑은 고딕" w:eastAsia="맑은 고딕" w:hAnsi="맑은 고딕"/>
+                <w:b w:val="false"/>
+                <w:bCs w:val="false"/>
+                <w:sz w:val="19"/>
+                <w:szCs w:val="19"/>
+              </w:rPr>
+              <w:t xml:space="preserve">SH 사업시행 + 당사 운영 위탁 (지방공기업법)</w:t>
+            </w:r>
+          </w:p>
+        </w:tc>
+        <w:tc>
+          <w:tcPr>
+            <w:tcW w:type="dxa" w:w="1449"/>
+            <w:tcBorders>
+              <w:top w:val="single" w:color="808080" w:sz="4"/>
+              <w:left w:val="single" w:color="808080" w:sz="4"/>
+              <w:bottom w:val="single" w:color="808080" w:sz="4"/>
+              <w:right w:val="single" w:color="808080" w:sz="4"/>
+            </w:tcBorders>
+            <w:tcMar>
+              <w:top w:type="dxa" w:w="60"/>
+              <w:left w:type="dxa" w:w="100"/>
+              <w:bottom w:type="dxa" w:w="60"/>
+              <w:right w:type="dxa" w:w="100"/>
+            </w:tcMar>
+            <w:vAlign w:val="center"/>
+          </w:tcPr>
+          <w:p>
+            <w:pPr>
+              <w:spacing w:after="0" w:before="0" w:line="260"/>
+              <w:jc w:val="center"/>
+            </w:pPr>
+            <w:r>
+              <w:rPr>
+                <w:rFonts w:ascii="맑은 고딕" w:cs="맑은 고딕" w:eastAsia="맑은 고딕" w:hAnsi="맑은 고딕"/>
+                <w:b w:val="false"/>
+                <w:bCs w:val="false"/>
+                <w:sz w:val="19"/>
+                <w:szCs w:val="19"/>
+              </w:rPr>
+              <w:t xml:space="preserve">위탁계약 기간</w:t>
+            </w:r>
+          </w:p>
+        </w:tc>
+        <w:tc>
+          <w:tcPr>
+            <w:tcW w:type="dxa" w:w="1449"/>
+            <w:tcBorders>
+              <w:top w:val="single" w:color="808080" w:sz="4"/>
+              <w:left w:val="single" w:color="808080" w:sz="4"/>
+              <w:bottom w:val="single" w:color="808080" w:sz="4"/>
+              <w:right w:val="single" w:color="808080" w:sz="4"/>
+            </w:tcBorders>
+            <w:tcMar>
+              <w:top w:type="dxa" w:w="60"/>
+              <w:left w:type="dxa" w:w="100"/>
+              <w:bottom w:type="dxa" w:w="60"/>
+              <w:right w:type="dxa" w:w="100"/>
+            </w:tcMar>
+            <w:vAlign w:val="center"/>
+          </w:tcPr>
+          <w:p>
+            <w:pPr>
+              <w:spacing w:after="0" w:before="0" w:line="260"/>
+              <w:jc w:val="center"/>
+            </w:pPr>
+            <w:r>
+              <w:rPr>
+                <w:rFonts w:ascii="맑은 고딕" w:cs="맑은 고딕" w:eastAsia="맑은 고딕" w:hAnsi="맑은 고딕"/>
+                <w:b w:val="false"/>
+                <w:bCs w:val="false"/>
+                <w:sz w:val="19"/>
+                <w:szCs w:val="19"/>
+              </w:rPr>
+              <w:t xml:space="preserve">낮음</w:t>
+            </w:r>
+          </w:p>
+        </w:tc>
+        <w:tc>
+          <w:tcPr>
+            <w:tcW w:type="dxa" w:w="2756"/>
+            <w:tcBorders>
+              <w:top w:val="single" w:color="808080" w:sz="4"/>
+              <w:left w:val="single" w:color="808080" w:sz="4"/>
+              <w:bottom w:val="single" w:color="808080" w:sz="4"/>
+              <w:right w:val="single" w:color="808080" w:sz="4"/>
+            </w:tcBorders>
+            <w:tcMar>
+              <w:top w:type="dxa" w:w="60"/>
+              <w:left w:type="dxa" w:w="100"/>
+              <w:bottom w:type="dxa" w:w="60"/>
+              <w:right w:type="dxa" w:w="100"/>
+            </w:tcMar>
+            <w:vAlign w:val="center"/>
+          </w:tcPr>
+          <w:p>
+            <w:pPr>
+              <w:spacing w:after="0" w:before="0" w:line="260"/>
+              <w:jc w:val="left"/>
+            </w:pPr>
+            <w:r>
+              <w:rPr>
+                <w:rFonts w:ascii="맑은 고딕" w:cs="맑은 고딕" w:eastAsia="맑은 고딕" w:hAnsi="맑은 고딕"/>
+                <w:b w:val="false"/>
+                <w:bCs w:val="false"/>
+                <w:sz w:val="19"/>
+                <w:szCs w:val="19"/>
+              </w:rPr>
+              <w:t xml:space="preserve">운영 수익 제한, 참고 경로</w:t>
+            </w:r>
+          </w:p>
+        </w:tc>
+      </w:tr>
+    </w:tbl>
     <w:p>
       <w:pPr>
-        <w:spacing w:after="60" w:before="80" w:line="300"/>
-        <w:ind w:left="340" w:hanging="300"/>
+        <w:spacing w:after="60" w:before="0" w:line="300"/>
       </w:pPr>
       <w:r>
         <w:rPr>
@@ -6356,115 +7435,29 @@
           <w:sz w:val="22"/>
           <w:szCs w:val="22"/>
         </w:rPr>
-        <w:t xml:space="preserve">○ </w:t>
-      </w:r>
-      <w:r>
-        <w:rPr>
-          <w:rFonts w:ascii="맑은 고딕" w:cs="맑은 고딕" w:eastAsia="맑은 고딕" w:hAnsi="맑은 고딕"/>
-          <w:b/>
-          <w:bCs/>
-          <w:sz w:val="22"/>
-          <w:szCs w:val="22"/>
-        </w:rPr>
-        <w:t xml:space="preserve">주요 내용</w:t>
+        <w:t xml:space="preserve"/>
       </w:r>
     </w:p>
     <w:p>
       <w:pPr>
         <w:spacing w:after="60" w:before="60" w:line="300"/>
-        <w:ind w:left="680" w:hanging="220"/>
+        <w:ind w:left="900" w:hanging="260"/>
       </w:pPr>
       <w:r>
         <w:rPr>
           <w:rFonts w:ascii="맑은 고딕" w:cs="맑은 고딕" w:eastAsia="맑은 고딕" w:hAnsi="맑은 고딕"/>
-          <w:sz w:val="21"/>
-          <w:szCs w:val="21"/>
-        </w:rPr>
-        <w:t xml:space="preserve">- </w:t>
-      </w:r>
-      <w:r>
-        <w:rPr>
-          <w:rFonts w:ascii="맑은 고딕" w:cs="맑은 고딕" w:eastAsia="맑은 고딕" w:hAnsi="맑은 고딕"/>
-          <w:sz w:val="21"/>
-          <w:szCs w:val="21"/>
-        </w:rPr>
-        <w:t xml:space="preserve">시설별 역할 분담 및 테넌트 구성 (F&amp;B / 문화·전시 / 웨딩·컨벤션 / 리테일)</w:t>
-      </w:r>
-    </w:p>
-    <w:p>
-      <w:pPr>
-        <w:spacing w:after="60" w:before="60" w:line="300"/>
-        <w:ind w:left="680" w:hanging="220"/>
-      </w:pPr>
-      <w:r>
-        <w:rPr>
-          <w:rFonts w:ascii="맑은 고딕" w:cs="맑은 고딕" w:eastAsia="맑은 고딕" w:hAnsi="맑은 고딕"/>
-          <w:sz w:val="21"/>
-          <w:szCs w:val="21"/>
-        </w:rPr>
-        <w:t xml:space="preserve">- </w:t>
-      </w:r>
-      <w:r>
-        <w:rPr>
-          <w:rFonts w:ascii="맑은 고딕" w:cs="맑은 고딕" w:eastAsia="맑은 고딕" w:hAnsi="맑은 고딕"/>
-          <w:b/>
-          <w:bCs/>
-          <w:sz w:val="21"/>
-          <w:szCs w:val="21"/>
-        </w:rPr>
-        <w:t xml:space="preserve">한강버스 선착장 ↔ 수상푸드존 ↔ 세빛섬</w:t>
-      </w:r>
-      <w:r>
-        <w:rPr>
-          <w:rFonts w:ascii="맑은 고딕" w:cs="맑은 고딕" w:eastAsia="맑은 고딕" w:hAnsi="맑은 고딕"/>
-          <w:sz w:val="21"/>
-          <w:szCs w:val="21"/>
-        </w:rPr>
-        <w:t xml:space="preserve"> 동선 설계</w:t>
-      </w:r>
-    </w:p>
-    <w:p>
-      <w:pPr>
-        <w:spacing w:after="60" w:before="60" w:line="300"/>
-        <w:ind w:left="680" w:hanging="220"/>
-      </w:pPr>
-      <w:r>
-        <w:rPr>
-          <w:rFonts w:ascii="맑은 고딕" w:cs="맑은 고딕" w:eastAsia="맑은 고딕" w:hAnsi="맑은 고딕"/>
-          <w:sz w:val="21"/>
-          <w:szCs w:val="21"/>
-        </w:rPr>
-        <w:t xml:space="preserve">- </w:t>
-      </w:r>
-      <w:r>
-        <w:rPr>
-          <w:rFonts w:ascii="맑은 고딕" w:cs="맑은 고딕" w:eastAsia="맑은 고딕" w:hAnsi="맑은 고딕"/>
-          <w:sz w:val="21"/>
-          <w:szCs w:val="21"/>
-        </w:rPr>
-        <w:t xml:space="preserve">무지개분수 연계 야간 콘텐츠, 계절별 이벤트 운영</w:t>
-      </w:r>
-    </w:p>
-    <w:p>
-      <w:pPr>
-        <w:spacing w:after="60" w:before="60" w:line="300"/>
-        <w:ind w:left="680" w:hanging="220"/>
-      </w:pPr>
-      <w:r>
-        <w:rPr>
-          <w:rFonts w:ascii="맑은 고딕" w:cs="맑은 고딕" w:eastAsia="맑은 고딕" w:hAnsi="맑은 고딕"/>
-          <w:sz w:val="21"/>
-          <w:szCs w:val="21"/>
-        </w:rPr>
-        <w:t xml:space="preserve">- </w:t>
-      </w:r>
-      <w:r>
-        <w:rPr>
-          <w:rFonts w:ascii="맑은 고딕" w:cs="맑은 고딕" w:eastAsia="맑은 고딕" w:hAnsi="맑은 고딕"/>
-          <w:sz w:val="21"/>
-          <w:szCs w:val="21"/>
-        </w:rPr>
-        <w:t xml:space="preserve">통합 브랜딩 및 공동 마케팅</w:t>
+          <w:sz w:val="19"/>
+          <w:szCs w:val="19"/>
+        </w:rPr>
+        <w:t xml:space="preserve">※ </w:t>
+      </w:r>
+      <w:r>
+        <w:rPr>
+          <w:rFonts w:ascii="맑은 고딕" w:cs="맑은 고딕" w:eastAsia="맑은 고딕" w:hAnsi="맑은 고딕"/>
+          <w:sz w:val="19"/>
+          <w:szCs w:val="19"/>
+        </w:rPr>
+        <w:t xml:space="preserve">관리운영권(무상사용) 설정기간은 민간투자사업기본계획상 최장 50년이며, 사용료 인하·개량 등 공익 목적 시 연장 가능('24. 10. 민간투자 활성화 방안: 최대 100년까지 연장 허용 추진)</w:t>
       </w:r>
     </w:p>
     <w:p>
@@ -6491,7 +7484,7 @@
           <w:sz w:val="24"/>
           <w:szCs w:val="24"/>
         </w:rPr>
-        <w:t xml:space="preserve">민간투자법 적용 협의 (서울시)</w:t>
+        <w:t xml:space="preserve">민투법 적용 논리 (경로 A)</w:t>
       </w:r>
     </w:p>
     <w:p>
@@ -6515,7 +7508,7 @@
           <w:sz w:val="22"/>
           <w:szCs w:val="22"/>
         </w:rPr>
-        <w:t xml:space="preserve">협의 대상</w:t>
+        <w:t xml:space="preserve">① 대상시설 해당성</w:t>
       </w:r>
       <w:r>
         <w:rPr>
@@ -6523,7 +7516,94 @@
           <w:sz w:val="22"/>
           <w:szCs w:val="22"/>
         </w:rPr>
-        <w:t xml:space="preserve"> : 서울시(미래한강본부 등), SH공사, (주)세빛섬(효성)</w:t>
+        <w:t xml:space="preserve"> : '20. 3. 민투법 개정으로 대상시설 </w:t>
+      </w:r>
+      <w:r>
+        <w:rPr>
+          <w:rFonts w:ascii="맑은 고딕" w:cs="맑은 고딕" w:eastAsia="맑은 고딕" w:hAnsi="맑은 고딕"/>
+          <w:b/>
+          <w:bCs/>
+          <w:sz w:val="22"/>
+          <w:szCs w:val="22"/>
+        </w:rPr>
+        <w:t xml:space="preserve">포괄주의</w:t>
+      </w:r>
+      <w:r>
+        <w:rPr>
+          <w:rFonts w:ascii="맑은 고딕" w:cs="맑은 고딕" w:eastAsia="맑은 고딕" w:hAnsi="맑은 고딕"/>
+          <w:sz w:val="22"/>
+          <w:szCs w:val="22"/>
+        </w:rPr>
+        <w:t xml:space="preserve"> 전환 (경제활동 기반·사회서비스 제공·공용·공공용 시설)</w:t>
+      </w:r>
+    </w:p>
+    <w:p>
+      <w:pPr>
+        <w:spacing w:after="60" w:before="60" w:line="300"/>
+        <w:ind w:left="680" w:hanging="220"/>
+      </w:pPr>
+      <w:r>
+        <w:rPr>
+          <w:rFonts w:ascii="맑은 고딕" w:cs="맑은 고딕" w:eastAsia="맑은 고딕" w:hAnsi="맑은 고딕"/>
+          <w:sz w:val="21"/>
+          <w:szCs w:val="21"/>
+        </w:rPr>
+        <w:t xml:space="preserve">- </w:t>
+      </w:r>
+      <w:r>
+        <w:rPr>
+          <w:rFonts w:ascii="맑은 고딕" w:cs="맑은 고딕" w:eastAsia="맑은 고딕" w:hAnsi="맑은 고딕"/>
+          <w:sz w:val="21"/>
+          <w:szCs w:val="21"/>
+        </w:rPr>
+        <w:t xml:space="preserve">세빛섬(복합문화시설) + 수상푸드존(한강 공공 수변시설, </w:t>
+      </w:r>
+      <w:r>
+        <w:rPr>
+          <w:rFonts w:ascii="맑은 고딕" w:cs="맑은 고딕" w:eastAsia="맑은 고딕" w:hAnsi="맑은 고딕"/>
+          <w:b/>
+          <w:bCs/>
+          <w:sz w:val="21"/>
+          <w:szCs w:val="21"/>
+        </w:rPr>
+        <w:t xml:space="preserve">한강버스 선착장</w:t>
+      </w:r>
+      <w:r>
+        <w:rPr>
+          <w:rFonts w:ascii="맑은 고딕" w:cs="맑은 고딕" w:eastAsia="맑은 고딕" w:hAnsi="맑은 고딕"/>
+          <w:sz w:val="21"/>
+          <w:szCs w:val="21"/>
+        </w:rPr>
+        <w:t xml:space="preserve"> 포함)을 </w:t>
+      </w:r>
+      <w:r>
+        <w:rPr>
+          <w:rFonts w:ascii="맑은 고딕" w:cs="맑은 고딕" w:eastAsia="맑은 고딕" w:hAnsi="맑은 고딕"/>
+          <w:b/>
+          <w:bCs/>
+          <w:sz w:val="21"/>
+          <w:szCs w:val="21"/>
+        </w:rPr>
+        <w:t xml:space="preserve">공공용 복합 수변시설</w:t>
+      </w:r>
+      <w:r>
+        <w:rPr>
+          <w:rFonts w:ascii="맑은 고딕" w:cs="맑은 고딕" w:eastAsia="맑은 고딕" w:hAnsi="맑은 고딕"/>
+          <w:sz w:val="21"/>
+          <w:szCs w:val="21"/>
+        </w:rPr>
+        <w:t xml:space="preserve">로 묶어 대상시설 논리 구성 </w:t>
+      </w:r>
+      <w:r>
+        <w:rPr>
+          <w:rFonts w:ascii="맑은 고딕" w:cs="맑은 고딕" w:eastAsia="맑은 고딕" w:hAnsi="맑은 고딕"/>
+          <w:b/>
+          <w:bCs/>
+          <w:color w:val="C00000"/>
+          <w:sz w:val="18"/>
+          <w:szCs w:val="18"/>
+        </w:rPr>
+        <w:t xml:space="preserve"> [검토]</w:t>
       </w:r>
     </w:p>
     <w:p>
@@ -6547,7 +7627,15 @@
           <w:sz w:val="22"/>
           <w:szCs w:val="22"/>
         </w:rPr>
-        <w:t xml:space="preserve">협의 사항</w:t>
+        <w:t xml:space="preserve">② 사업방식</w:t>
+      </w:r>
+      <w:r>
+        <w:rPr>
+          <w:rFonts w:ascii="맑은 고딕" w:cs="맑은 고딕" w:eastAsia="맑은 고딕" w:hAnsi="맑은 고딕"/>
+          <w:sz w:val="22"/>
+          <w:szCs w:val="22"/>
+        </w:rPr>
+        <w:t xml:space="preserve"> : 시설별 결합형 구조</w:t>
       </w:r>
     </w:p>
     <w:p>
@@ -6569,7 +7657,7 @@
           <w:sz w:val="21"/>
           <w:szCs w:val="21"/>
         </w:rPr>
-        <w:t xml:space="preserve">민투법 대상시설 해당 여부 및 </w:t>
+        <w:t xml:space="preserve">세빛섬 : 市 소유권 이전 후 </w:t>
       </w:r>
       <w:r>
         <w:rPr>
@@ -6579,7 +7667,7 @@
           <w:sz w:val="21"/>
           <w:szCs w:val="21"/>
         </w:rPr>
-        <w:t xml:space="preserve">복합개발(세빛섬+수상푸드존) 묶음 추진</w:t>
+        <w:t xml:space="preserve">개량·운영형(ROT)</w:t>
       </w:r>
       <w:r>
         <w:rPr>
@@ -6587,18 +7675,7 @@
           <w:sz w:val="21"/>
           <w:szCs w:val="21"/>
         </w:rPr>
-        <w:t xml:space="preserve"> 가능 여부</w:t>
-      </w:r>
-      <w:r>
-        <w:rPr>
-          <w:rFonts w:ascii="맑은 고딕" w:cs="맑은 고딕" w:eastAsia="맑은 고딕" w:hAnsi="맑은 고딕"/>
-          <w:b/>
-          <w:bCs/>
-          <w:color w:val="C00000"/>
-          <w:sz w:val="18"/>
-          <w:szCs w:val="18"/>
-        </w:rPr>
-        <w:t xml:space="preserve"> [검토]</w:t>
+        <w:t xml:space="preserve"> — 리모델링 투자 + 관리운영권 설정</w:t>
       </w:r>
     </w:p>
     <w:p>
@@ -6620,25 +7697,7 @@
           <w:sz w:val="21"/>
           <w:szCs w:val="21"/>
         </w:rPr>
-        <w:t xml:space="preserve">관리운영권 </w:t>
-      </w:r>
-      <w:r>
-        <w:rPr>
-          <w:rFonts w:ascii="맑은 고딕" w:cs="맑은 고딕" w:eastAsia="맑은 고딕" w:hAnsi="맑은 고딕"/>
-          <w:b/>
-          <w:bCs/>
-          <w:sz w:val="21"/>
-          <w:szCs w:val="21"/>
-        </w:rPr>
-        <w:t xml:space="preserve">50년 설정 근거</w:t>
-      </w:r>
-      <w:r>
-        <w:rPr>
-          <w:rFonts w:ascii="맑은 고딕" w:cs="맑은 고딕" w:eastAsia="맑은 고딕" w:hAnsi="맑은 고딕"/>
-          <w:sz w:val="21"/>
-          <w:szCs w:val="21"/>
-        </w:rPr>
-        <w:t xml:space="preserve"> 및 사업방식(ROT 등)</w:t>
+        <w:t xml:space="preserve">수상푸드존 : 市 재정사업(276억)으로 준공 예정 → 민간 투자분(MD·인테리어·부대시설) 반영한 운영형 결합 </w:t>
       </w:r>
       <w:r>
         <w:rPr>
@@ -6650,6 +7709,56 @@
           <w:szCs w:val="18"/>
         </w:rPr>
         <w:t xml:space="preserve"> [검토]</w:t>
+      </w:r>
+    </w:p>
+    <w:p>
+      <w:pPr>
+        <w:spacing w:after="60" w:before="80" w:line="300"/>
+        <w:ind w:left="340" w:hanging="300"/>
+      </w:pPr>
+      <w:r>
+        <w:rPr>
+          <w:rFonts w:ascii="맑은 고딕" w:cs="맑은 고딕" w:eastAsia="맑은 고딕" w:hAnsi="맑은 고딕"/>
+          <w:sz w:val="22"/>
+          <w:szCs w:val="22"/>
+        </w:rPr>
+        <w:t xml:space="preserve">○ </w:t>
+      </w:r>
+      <w:r>
+        <w:rPr>
+          <w:rFonts w:ascii="맑은 고딕" w:cs="맑은 고딕" w:eastAsia="맑은 고딕" w:hAnsi="맑은 고딕"/>
+          <w:b/>
+          <w:bCs/>
+          <w:sz w:val="22"/>
+          <w:szCs w:val="22"/>
+        </w:rPr>
+        <w:t xml:space="preserve">③ 운영기간 50년 근거</w:t>
+      </w:r>
+      <w:r>
+        <w:rPr>
+          <w:rFonts w:ascii="맑은 고딕" w:cs="맑은 고딕" w:eastAsia="맑은 고딕" w:hAnsi="맑은 고딕"/>
+          <w:sz w:val="22"/>
+          <w:szCs w:val="22"/>
+        </w:rPr>
+        <w:t xml:space="preserve"> : 운영기간은 </w:t>
+      </w:r>
+      <w:r>
+        <w:rPr>
+          <w:rFonts w:ascii="맑은 고딕" w:cs="맑은 고딕" w:eastAsia="맑은 고딕" w:hAnsi="맑은 고딕"/>
+          <w:b/>
+          <w:bCs/>
+          <w:sz w:val="22"/>
+          <w:szCs w:val="22"/>
+        </w:rPr>
+        <w:t xml:space="preserve">총민간사업비 회수 기간</w:t>
+      </w:r>
+      <w:r>
+        <w:rPr>
+          <w:rFonts w:ascii="맑은 고딕" w:cs="맑은 고딕" w:eastAsia="맑은 고딕" w:hAnsi="맑은 고딕"/>
+          <w:sz w:val="22"/>
+          <w:szCs w:val="22"/>
+        </w:rPr>
+        <w:t xml:space="preserve">으로 산정되므로, 50년 확보를 위해 투자 규모 확보 필요</w:t>
       </w:r>
     </w:p>
     <w:p>
@@ -6671,7 +7780,25 @@
           <w:sz w:val="21"/>
           <w:szCs w:val="21"/>
         </w:rPr>
-        <w:t xml:space="preserve">선납임차료 → 해지시지급금 재원 연계 방안 (市 세입·세출 처리 구조)</w:t>
+        <w:t xml:space="preserve">선납 대가(해지시지급금 재원) + 리모델링비 + MD 투자비를 </w:t>
+      </w:r>
+      <w:r>
+        <w:rPr>
+          <w:rFonts w:ascii="맑은 고딕" w:cs="맑은 고딕" w:eastAsia="맑은 고딕" w:hAnsi="맑은 고딕"/>
+          <w:b/>
+          <w:bCs/>
+          <w:sz w:val="21"/>
+          <w:szCs w:val="21"/>
+        </w:rPr>
+        <w:t xml:space="preserve">총민간사업비로 인정</w:t>
+      </w:r>
+      <w:r>
+        <w:rPr>
+          <w:rFonts w:ascii="맑은 고딕" w:cs="맑은 고딕" w:eastAsia="맑은 고딕" w:hAnsi="맑은 고딕"/>
+          <w:sz w:val="21"/>
+          <w:szCs w:val="21"/>
+        </w:rPr>
+        <w:t xml:space="preserve">받는 것이 핵심 쟁점 </w:t>
       </w:r>
       <w:r>
         <w:rPr>
@@ -6704,7 +7831,2340 @@
           <w:sz w:val="21"/>
           <w:szCs w:val="21"/>
         </w:rPr>
-        <w:t xml:space="preserve">공모 방식 및 당사 제안 우선권(민간제안사업) 확보 방안</w:t>
+        <w:t xml:space="preserve">사용료 인하·공공 프로그램·시설 개량 등 </w:t>
+      </w:r>
+      <w:r>
+        <w:rPr>
+          <w:rFonts w:ascii="맑은 고딕" w:cs="맑은 고딕" w:eastAsia="맑은 고딕" w:hAnsi="맑은 고딕"/>
+          <w:b/>
+          <w:bCs/>
+          <w:sz w:val="21"/>
+          <w:szCs w:val="21"/>
+        </w:rPr>
+        <w:t xml:space="preserve">공공기여 조건</w:t>
+      </w:r>
+      <w:r>
+        <w:rPr>
+          <w:rFonts w:ascii="맑은 고딕" w:cs="맑은 고딕" w:eastAsia="맑은 고딕" w:hAnsi="맑은 고딕"/>
+          <w:sz w:val="21"/>
+          <w:szCs w:val="21"/>
+        </w:rPr>
+        <w:t xml:space="preserve">을 제시하여 장기 운영기간 정당성 확보</w:t>
+      </w:r>
+    </w:p>
+    <w:p>
+      <w:pPr>
+        <w:spacing w:after="60" w:before="80" w:line="300"/>
+        <w:ind w:left="340" w:hanging="300"/>
+      </w:pPr>
+      <w:r>
+        <w:rPr>
+          <w:rFonts w:ascii="맑은 고딕" w:cs="맑은 고딕" w:eastAsia="맑은 고딕" w:hAnsi="맑은 고딕"/>
+          <w:sz w:val="22"/>
+          <w:szCs w:val="22"/>
+        </w:rPr>
+        <w:t xml:space="preserve">○ </w:t>
+      </w:r>
+      <w:r>
+        <w:rPr>
+          <w:rFonts w:ascii="맑은 고딕" w:cs="맑은 고딕" w:eastAsia="맑은 고딕" w:hAnsi="맑은 고딕"/>
+          <w:b/>
+          <w:bCs/>
+          <w:sz w:val="22"/>
+          <w:szCs w:val="22"/>
+        </w:rPr>
+        <w:t xml:space="preserve">④ 부대사업 활용</w:t>
+      </w:r>
+      <w:r>
+        <w:rPr>
+          <w:rFonts w:ascii="맑은 고딕" w:cs="맑은 고딕" w:eastAsia="맑은 고딕" w:hAnsi="맑은 고딕"/>
+          <w:sz w:val="22"/>
+          <w:szCs w:val="22"/>
+        </w:rPr>
+        <w:t xml:space="preserve"> : 민투법상 부대사업(F&amp;B·리테일·광고 등)으로 수익성 보완</w:t>
+      </w:r>
+    </w:p>
+    <w:p>
+      <w:pPr>
+        <w:spacing w:after="60" w:before="80" w:line="300"/>
+        <w:ind w:left="340" w:hanging="300"/>
+      </w:pPr>
+      <w:r>
+        <w:rPr>
+          <w:rFonts w:ascii="맑은 고딕" w:cs="맑은 고딕" w:eastAsia="맑은 고딕" w:hAnsi="맑은 고딕"/>
+          <w:sz w:val="22"/>
+          <w:szCs w:val="22"/>
+        </w:rPr>
+        <w:t xml:space="preserve">○ </w:t>
+      </w:r>
+      <w:r>
+        <w:rPr>
+          <w:rFonts w:ascii="맑은 고딕" w:cs="맑은 고딕" w:eastAsia="맑은 고딕" w:hAnsi="맑은 고딕"/>
+          <w:b/>
+          <w:bCs/>
+          <w:sz w:val="22"/>
+          <w:szCs w:val="22"/>
+        </w:rPr>
+        <w:t xml:space="preserve">⑤ SH공사 참여</w:t>
+      </w:r>
+      <w:r>
+        <w:rPr>
+          <w:rFonts w:ascii="맑은 고딕" w:cs="맑은 고딕" w:eastAsia="맑은 고딕" w:hAnsi="맑은 고딕"/>
+          <w:sz w:val="22"/>
+          <w:szCs w:val="22"/>
+        </w:rPr>
+        <w:t xml:space="preserve"> : 공공성·협상력 제고 목적 SPC 출자 — 지방공기업법상 출자 타당성 검토 및 시의회 의결 필요 </w:t>
+      </w:r>
+      <w:r>
+        <w:rPr>
+          <w:rFonts w:ascii="맑은 고딕" w:cs="맑은 고딕" w:eastAsia="맑은 고딕" w:hAnsi="맑은 고딕"/>
+          <w:b/>
+          <w:bCs/>
+          <w:color w:val="C00000"/>
+          <w:sz w:val="18"/>
+          <w:szCs w:val="18"/>
+        </w:rPr>
+        <w:t xml:space="preserve"> [검토]</w:t>
+      </w:r>
+    </w:p>
+    <w:p>
+      <w:pPr>
+        <w:keepNext/>
+        <w:spacing w:after="80" w:before="200" w:line="300"/>
+        <w:ind w:left="0" w:hanging="340"/>
+      </w:pPr>
+      <w:r>
+        <w:rPr>
+          <w:rFonts w:ascii="맑은 고딕" w:cs="맑은 고딕" w:eastAsia="맑은 고딕" w:hAnsi="맑은 고딕"/>
+          <w:b/>
+          <w:bCs/>
+          <w:sz w:val="24"/>
+          <w:szCs w:val="24"/>
+        </w:rPr>
+        <w:t xml:space="preserve">□ </w:t>
+      </w:r>
+      <w:r>
+        <w:rPr>
+          <w:rFonts w:ascii="맑은 고딕" w:cs="맑은 고딕" w:eastAsia="맑은 고딕" w:hAnsi="맑은 고딕"/>
+          <w:b/>
+          <w:bCs/>
+          <w:sz w:val="24"/>
+          <w:szCs w:val="24"/>
+        </w:rPr>
+        <w:t xml:space="preserve">단계별 추진 절차 (민간제안 기준)</w:t>
+      </w:r>
+    </w:p>
+    <w:tbl>
+      <w:tblPr>
+        <w:tblW w:type="dxa" w:w="9638"/>
+        <w:tblBorders>
+          <w:top w:val="single" w:color="auto" w:sz="4"/>
+          <w:left w:val="single" w:color="auto" w:sz="4"/>
+          <w:bottom w:val="single" w:color="auto" w:sz="4"/>
+          <w:right w:val="single" w:color="auto" w:sz="4"/>
+          <w:insideH w:val="single" w:color="auto" w:sz="4"/>
+          <w:insideV w:val="single" w:color="auto" w:sz="4"/>
+        </w:tblBorders>
+      </w:tblPr>
+      <w:tblGrid>
+        <w:gridCol w:w="845"/>
+        <w:gridCol w:w="2705"/>
+        <w:gridCol w:w="4396"/>
+        <w:gridCol w:w="1692"/>
+      </w:tblGrid>
+      <w:tr>
+        <w:trPr>
+          <w:tblHeader/>
+        </w:trPr>
+        <w:tc>
+          <w:tcPr>
+            <w:tcW w:type="dxa" w:w="845"/>
+            <w:tcBorders>
+              <w:top w:val="single" w:color="808080" w:sz="4"/>
+              <w:left w:val="single" w:color="808080" w:sz="4"/>
+              <w:bottom w:val="single" w:color="808080" w:sz="4"/>
+              <w:right w:val="single" w:color="808080" w:sz="4"/>
+            </w:tcBorders>
+            <w:shd w:fill="D9E2F3" w:color="auto" w:val="clear"/>
+            <w:tcMar>
+              <w:top w:type="dxa" w:w="60"/>
+              <w:left w:type="dxa" w:w="100"/>
+              <w:bottom w:type="dxa" w:w="60"/>
+              <w:right w:type="dxa" w:w="100"/>
+            </w:tcMar>
+            <w:vAlign w:val="center"/>
+          </w:tcPr>
+          <w:p>
+            <w:pPr>
+              <w:spacing w:after="0" w:before="0" w:line="260"/>
+              <w:jc w:val="center"/>
+            </w:pPr>
+            <w:r>
+              <w:rPr>
+                <w:rFonts w:ascii="맑은 고딕" w:cs="맑은 고딕" w:eastAsia="맑은 고딕" w:hAnsi="맑은 고딕"/>
+                <w:b/>
+                <w:bCs/>
+                <w:sz w:val="19"/>
+                <w:szCs w:val="19"/>
+              </w:rPr>
+              <w:t xml:space="preserve">단계</w:t>
+            </w:r>
+          </w:p>
+        </w:tc>
+        <w:tc>
+          <w:tcPr>
+            <w:tcW w:type="dxa" w:w="2705"/>
+            <w:tcBorders>
+              <w:top w:val="single" w:color="808080" w:sz="4"/>
+              <w:left w:val="single" w:color="808080" w:sz="4"/>
+              <w:bottom w:val="single" w:color="808080" w:sz="4"/>
+              <w:right w:val="single" w:color="808080" w:sz="4"/>
+            </w:tcBorders>
+            <w:shd w:fill="D9E2F3" w:color="auto" w:val="clear"/>
+            <w:tcMar>
+              <w:top w:type="dxa" w:w="60"/>
+              <w:left w:type="dxa" w:w="100"/>
+              <w:bottom w:type="dxa" w:w="60"/>
+              <w:right w:type="dxa" w:w="100"/>
+            </w:tcMar>
+            <w:vAlign w:val="center"/>
+          </w:tcPr>
+          <w:p>
+            <w:pPr>
+              <w:spacing w:after="0" w:before="0" w:line="260"/>
+              <w:jc w:val="center"/>
+            </w:pPr>
+            <w:r>
+              <w:rPr>
+                <w:rFonts w:ascii="맑은 고딕" w:cs="맑은 고딕" w:eastAsia="맑은 고딕" w:hAnsi="맑은 고딕"/>
+                <w:b/>
+                <w:bCs/>
+                <w:sz w:val="19"/>
+                <w:szCs w:val="19"/>
+              </w:rPr>
+              <w:t xml:space="preserve">절차</w:t>
+            </w:r>
+          </w:p>
+        </w:tc>
+        <w:tc>
+          <w:tcPr>
+            <w:tcW w:type="dxa" w:w="4396"/>
+            <w:tcBorders>
+              <w:top w:val="single" w:color="808080" w:sz="4"/>
+              <w:left w:val="single" w:color="808080" w:sz="4"/>
+              <w:bottom w:val="single" w:color="808080" w:sz="4"/>
+              <w:right w:val="single" w:color="808080" w:sz="4"/>
+            </w:tcBorders>
+            <w:shd w:fill="D9E2F3" w:color="auto" w:val="clear"/>
+            <w:tcMar>
+              <w:top w:type="dxa" w:w="60"/>
+              <w:left w:type="dxa" w:w="100"/>
+              <w:bottom w:type="dxa" w:w="60"/>
+              <w:right w:type="dxa" w:w="100"/>
+            </w:tcMar>
+            <w:vAlign w:val="center"/>
+          </w:tcPr>
+          <w:p>
+            <w:pPr>
+              <w:spacing w:after="0" w:before="0" w:line="260"/>
+              <w:jc w:val="center"/>
+            </w:pPr>
+            <w:r>
+              <w:rPr>
+                <w:rFonts w:ascii="맑은 고딕" w:cs="맑은 고딕" w:eastAsia="맑은 고딕" w:hAnsi="맑은 고딕"/>
+                <w:b/>
+                <w:bCs/>
+                <w:sz w:val="19"/>
+                <w:szCs w:val="19"/>
+              </w:rPr>
+              <w:t xml:space="preserve">주요 내용</w:t>
+            </w:r>
+          </w:p>
+        </w:tc>
+        <w:tc>
+          <w:tcPr>
+            <w:tcW w:type="dxa" w:w="1692"/>
+            <w:tcBorders>
+              <w:top w:val="single" w:color="808080" w:sz="4"/>
+              <w:left w:val="single" w:color="808080" w:sz="4"/>
+              <w:bottom w:val="single" w:color="808080" w:sz="4"/>
+              <w:right w:val="single" w:color="808080" w:sz="4"/>
+            </w:tcBorders>
+            <w:shd w:fill="D9E2F3" w:color="auto" w:val="clear"/>
+            <w:tcMar>
+              <w:top w:type="dxa" w:w="60"/>
+              <w:left w:type="dxa" w:w="100"/>
+              <w:bottom w:type="dxa" w:w="60"/>
+              <w:right w:type="dxa" w:w="100"/>
+            </w:tcMar>
+            <w:vAlign w:val="center"/>
+          </w:tcPr>
+          <w:p>
+            <w:pPr>
+              <w:spacing w:after="0" w:before="0" w:line="260"/>
+              <w:jc w:val="center"/>
+            </w:pPr>
+            <w:r>
+              <w:rPr>
+                <w:rFonts w:ascii="맑은 고딕" w:cs="맑은 고딕" w:eastAsia="맑은 고딕" w:hAnsi="맑은 고딕"/>
+                <w:b/>
+                <w:bCs/>
+                <w:sz w:val="19"/>
+                <w:szCs w:val="19"/>
+              </w:rPr>
+              <w:t xml:space="preserve">예상 기간</w:t>
+            </w:r>
+          </w:p>
+        </w:tc>
+      </w:tr>
+      <w:tr>
+        <w:tc>
+          <w:tcPr>
+            <w:tcW w:type="dxa" w:w="845"/>
+            <w:tcBorders>
+              <w:top w:val="single" w:color="808080" w:sz="4"/>
+              <w:left w:val="single" w:color="808080" w:sz="4"/>
+              <w:bottom w:val="single" w:color="808080" w:sz="4"/>
+              <w:right w:val="single" w:color="808080" w:sz="4"/>
+            </w:tcBorders>
+            <w:shd w:fill="F2F2F2" w:color="auto" w:val="clear"/>
+            <w:tcMar>
+              <w:top w:type="dxa" w:w="60"/>
+              <w:left w:type="dxa" w:w="100"/>
+              <w:bottom w:type="dxa" w:w="60"/>
+              <w:right w:type="dxa" w:w="100"/>
+            </w:tcMar>
+            <w:vAlign w:val="center"/>
+          </w:tcPr>
+          <w:p>
+            <w:pPr>
+              <w:spacing w:after="0" w:before="0" w:line="260"/>
+              <w:jc w:val="center"/>
+            </w:pPr>
+            <w:r>
+              <w:rPr>
+                <w:rFonts w:ascii="맑은 고딕" w:cs="맑은 고딕" w:eastAsia="맑은 고딕" w:hAnsi="맑은 고딕"/>
+                <w:sz w:val="19"/>
+                <w:szCs w:val="19"/>
+              </w:rPr>
+              <w:t xml:space="preserve">①</w:t>
+            </w:r>
+          </w:p>
+        </w:tc>
+        <w:tc>
+          <w:tcPr>
+            <w:tcW w:type="dxa" w:w="2705"/>
+            <w:tcBorders>
+              <w:top w:val="single" w:color="808080" w:sz="4"/>
+              <w:left w:val="single" w:color="808080" w:sz="4"/>
+              <w:bottom w:val="single" w:color="808080" w:sz="4"/>
+              <w:right w:val="single" w:color="808080" w:sz="4"/>
+            </w:tcBorders>
+            <w:tcMar>
+              <w:top w:type="dxa" w:w="60"/>
+              <w:left w:type="dxa" w:w="100"/>
+              <w:bottom w:type="dxa" w:w="60"/>
+              <w:right w:type="dxa" w:w="100"/>
+            </w:tcMar>
+            <w:vAlign w:val="center"/>
+          </w:tcPr>
+          <w:p>
+            <w:pPr>
+              <w:spacing w:after="0" w:before="0" w:line="260"/>
+              <w:jc w:val="center"/>
+            </w:pPr>
+            <w:r>
+              <w:rPr>
+                <w:rFonts w:ascii="맑은 고딕" w:cs="맑은 고딕" w:eastAsia="맑은 고딕" w:hAnsi="맑은 고딕"/>
+                <w:b w:val="false"/>
+                <w:bCs w:val="false"/>
+                <w:sz w:val="19"/>
+                <w:szCs w:val="19"/>
+              </w:rPr>
+              <w:t xml:space="preserve">사전 협의</w:t>
+            </w:r>
+          </w:p>
+        </w:tc>
+        <w:tc>
+          <w:tcPr>
+            <w:tcW w:type="dxa" w:w="4396"/>
+            <w:tcBorders>
+              <w:top w:val="single" w:color="808080" w:sz="4"/>
+              <w:left w:val="single" w:color="808080" w:sz="4"/>
+              <w:bottom w:val="single" w:color="808080" w:sz="4"/>
+              <w:right w:val="single" w:color="808080" w:sz="4"/>
+            </w:tcBorders>
+            <w:tcMar>
+              <w:top w:type="dxa" w:w="60"/>
+              <w:left w:type="dxa" w:w="100"/>
+              <w:bottom w:type="dxa" w:w="60"/>
+              <w:right w:type="dxa" w:w="100"/>
+            </w:tcMar>
+            <w:vAlign w:val="center"/>
+          </w:tcPr>
+          <w:p>
+            <w:pPr>
+              <w:spacing w:after="0" w:before="0" w:line="260"/>
+              <w:jc w:val="left"/>
+            </w:pPr>
+            <w:r>
+              <w:rPr>
+                <w:rFonts w:ascii="맑은 고딕" w:cs="맑은 고딕" w:eastAsia="맑은 고딕" w:hAnsi="맑은 고딕"/>
+                <w:b w:val="false"/>
+                <w:bCs w:val="false"/>
+                <w:sz w:val="19"/>
+                <w:szCs w:val="19"/>
+              </w:rPr>
+              <w:t xml:space="preserve">市(미래한강본부·민자 담당부서), SH공사, (주)세빛섬과 사업구조·운영기간·해지시지급금 연계 방안 협의</w:t>
+            </w:r>
+          </w:p>
+        </w:tc>
+        <w:tc>
+          <w:tcPr>
+            <w:tcW w:type="dxa" w:w="1692"/>
+            <w:tcBorders>
+              <w:top w:val="single" w:color="808080" w:sz="4"/>
+              <w:left w:val="single" w:color="808080" w:sz="4"/>
+              <w:bottom w:val="single" w:color="808080" w:sz="4"/>
+              <w:right w:val="single" w:color="808080" w:sz="4"/>
+            </w:tcBorders>
+            <w:tcMar>
+              <w:top w:type="dxa" w:w="60"/>
+              <w:left w:type="dxa" w:w="100"/>
+              <w:bottom w:type="dxa" w:w="60"/>
+              <w:right w:type="dxa" w:w="100"/>
+            </w:tcMar>
+            <w:vAlign w:val="center"/>
+          </w:tcPr>
+          <w:p>
+            <w:pPr>
+              <w:spacing w:after="0" w:before="0" w:line="260"/>
+              <w:jc w:val="center"/>
+            </w:pPr>
+            <w:r>
+              <w:rPr>
+                <w:rFonts w:ascii="맑은 고딕" w:cs="맑은 고딕" w:eastAsia="맑은 고딕" w:hAnsi="맑은 고딕"/>
+                <w:b w:val="false"/>
+                <w:bCs w:val="false"/>
+                <w:sz w:val="19"/>
+                <w:szCs w:val="19"/>
+              </w:rPr>
+              <w:t xml:space="preserve">○개월</w:t>
+            </w:r>
+          </w:p>
+        </w:tc>
+      </w:tr>
+      <w:tr>
+        <w:tc>
+          <w:tcPr>
+            <w:tcW w:type="dxa" w:w="845"/>
+            <w:tcBorders>
+              <w:top w:val="single" w:color="808080" w:sz="4"/>
+              <w:left w:val="single" w:color="808080" w:sz="4"/>
+              <w:bottom w:val="single" w:color="808080" w:sz="4"/>
+              <w:right w:val="single" w:color="808080" w:sz="4"/>
+            </w:tcBorders>
+            <w:shd w:fill="F2F2F2" w:color="auto" w:val="clear"/>
+            <w:tcMar>
+              <w:top w:type="dxa" w:w="60"/>
+              <w:left w:type="dxa" w:w="100"/>
+              <w:bottom w:type="dxa" w:w="60"/>
+              <w:right w:type="dxa" w:w="100"/>
+            </w:tcMar>
+            <w:vAlign w:val="center"/>
+          </w:tcPr>
+          <w:p>
+            <w:pPr>
+              <w:spacing w:after="0" w:before="0" w:line="260"/>
+              <w:jc w:val="center"/>
+            </w:pPr>
+            <w:r>
+              <w:rPr>
+                <w:rFonts w:ascii="맑은 고딕" w:cs="맑은 고딕" w:eastAsia="맑은 고딕" w:hAnsi="맑은 고딕"/>
+                <w:sz w:val="19"/>
+                <w:szCs w:val="19"/>
+              </w:rPr>
+              <w:t xml:space="preserve">②</w:t>
+            </w:r>
+          </w:p>
+        </w:tc>
+        <w:tc>
+          <w:tcPr>
+            <w:tcW w:type="dxa" w:w="2705"/>
+            <w:tcBorders>
+              <w:top w:val="single" w:color="808080" w:sz="4"/>
+              <w:left w:val="single" w:color="808080" w:sz="4"/>
+              <w:bottom w:val="single" w:color="808080" w:sz="4"/>
+              <w:right w:val="single" w:color="808080" w:sz="4"/>
+            </w:tcBorders>
+            <w:tcMar>
+              <w:top w:type="dxa" w:w="60"/>
+              <w:left w:type="dxa" w:w="100"/>
+              <w:bottom w:type="dxa" w:w="60"/>
+              <w:right w:type="dxa" w:w="100"/>
+            </w:tcMar>
+            <w:vAlign w:val="center"/>
+          </w:tcPr>
+          <w:p>
+            <w:pPr>
+              <w:spacing w:after="0" w:before="0" w:line="260"/>
+              <w:jc w:val="center"/>
+            </w:pPr>
+            <w:r>
+              <w:rPr>
+                <w:rFonts w:ascii="맑은 고딕" w:cs="맑은 고딕" w:eastAsia="맑은 고딕" w:hAnsi="맑은 고딕"/>
+                <w:b w:val="false"/>
+                <w:bCs w:val="false"/>
+                <w:sz w:val="19"/>
+                <w:szCs w:val="19"/>
+              </w:rPr>
+              <w:t xml:space="preserve">최초 제안서 제출</w:t>
+            </w:r>
+          </w:p>
+        </w:tc>
+        <w:tc>
+          <w:tcPr>
+            <w:tcW w:type="dxa" w:w="4396"/>
+            <w:tcBorders>
+              <w:top w:val="single" w:color="808080" w:sz="4"/>
+              <w:left w:val="single" w:color="808080" w:sz="4"/>
+              <w:bottom w:val="single" w:color="808080" w:sz="4"/>
+              <w:right w:val="single" w:color="808080" w:sz="4"/>
+            </w:tcBorders>
+            <w:tcMar>
+              <w:top w:type="dxa" w:w="60"/>
+              <w:left w:type="dxa" w:w="100"/>
+              <w:bottom w:type="dxa" w:w="60"/>
+              <w:right w:type="dxa" w:w="100"/>
+            </w:tcMar>
+            <w:vAlign w:val="center"/>
+          </w:tcPr>
+          <w:p>
+            <w:pPr>
+              <w:spacing w:after="0" w:before="0" w:line="260"/>
+              <w:jc w:val="left"/>
+            </w:pPr>
+            <w:r>
+              <w:rPr>
+                <w:rFonts w:ascii="맑은 고딕" w:cs="맑은 고딕" w:eastAsia="맑은 고딕" w:hAnsi="맑은 고딕"/>
+                <w:b w:val="false"/>
+                <w:bCs w:val="false"/>
+                <w:sz w:val="19"/>
+                <w:szCs w:val="19"/>
+              </w:rPr>
+              <w:t xml:space="preserve">사업계획·재무모델·통합 MD·공공기여 방안 포함 제안서 市 제출</w:t>
+            </w:r>
+          </w:p>
+        </w:tc>
+        <w:tc>
+          <w:tcPr>
+            <w:tcW w:type="dxa" w:w="1692"/>
+            <w:tcBorders>
+              <w:top w:val="single" w:color="808080" w:sz="4"/>
+              <w:left w:val="single" w:color="808080" w:sz="4"/>
+              <w:bottom w:val="single" w:color="808080" w:sz="4"/>
+              <w:right w:val="single" w:color="808080" w:sz="4"/>
+            </w:tcBorders>
+            <w:tcMar>
+              <w:top w:type="dxa" w:w="60"/>
+              <w:left w:type="dxa" w:w="100"/>
+              <w:bottom w:type="dxa" w:w="60"/>
+              <w:right w:type="dxa" w:w="100"/>
+            </w:tcMar>
+            <w:vAlign w:val="center"/>
+          </w:tcPr>
+          <w:p>
+            <w:pPr>
+              <w:spacing w:after="0" w:before="0" w:line="260"/>
+              <w:jc w:val="center"/>
+            </w:pPr>
+            <w:r>
+              <w:rPr>
+                <w:rFonts w:ascii="맑은 고딕" w:cs="맑은 고딕" w:eastAsia="맑은 고딕" w:hAnsi="맑은 고딕"/>
+                <w:b w:val="false"/>
+                <w:bCs w:val="false"/>
+                <w:sz w:val="19"/>
+                <w:szCs w:val="19"/>
+              </w:rPr>
+              <w:t xml:space="preserve">○개월</w:t>
+            </w:r>
+          </w:p>
+        </w:tc>
+      </w:tr>
+      <w:tr>
+        <w:tc>
+          <w:tcPr>
+            <w:tcW w:type="dxa" w:w="845"/>
+            <w:tcBorders>
+              <w:top w:val="single" w:color="808080" w:sz="4"/>
+              <w:left w:val="single" w:color="808080" w:sz="4"/>
+              <w:bottom w:val="single" w:color="808080" w:sz="4"/>
+              <w:right w:val="single" w:color="808080" w:sz="4"/>
+            </w:tcBorders>
+            <w:shd w:fill="F2F2F2" w:color="auto" w:val="clear"/>
+            <w:tcMar>
+              <w:top w:type="dxa" w:w="60"/>
+              <w:left w:type="dxa" w:w="100"/>
+              <w:bottom w:type="dxa" w:w="60"/>
+              <w:right w:type="dxa" w:w="100"/>
+            </w:tcMar>
+            <w:vAlign w:val="center"/>
+          </w:tcPr>
+          <w:p>
+            <w:pPr>
+              <w:spacing w:after="0" w:before="0" w:line="260"/>
+              <w:jc w:val="center"/>
+            </w:pPr>
+            <w:r>
+              <w:rPr>
+                <w:rFonts w:ascii="맑은 고딕" w:cs="맑은 고딕" w:eastAsia="맑은 고딕" w:hAnsi="맑은 고딕"/>
+                <w:sz w:val="19"/>
+                <w:szCs w:val="19"/>
+              </w:rPr>
+              <w:t xml:space="preserve">③</w:t>
+            </w:r>
+          </w:p>
+        </w:tc>
+        <w:tc>
+          <w:tcPr>
+            <w:tcW w:type="dxa" w:w="2705"/>
+            <w:tcBorders>
+              <w:top w:val="single" w:color="808080" w:sz="4"/>
+              <w:left w:val="single" w:color="808080" w:sz="4"/>
+              <w:bottom w:val="single" w:color="808080" w:sz="4"/>
+              <w:right w:val="single" w:color="808080" w:sz="4"/>
+            </w:tcBorders>
+            <w:tcMar>
+              <w:top w:type="dxa" w:w="60"/>
+              <w:left w:type="dxa" w:w="100"/>
+              <w:bottom w:type="dxa" w:w="60"/>
+              <w:right w:type="dxa" w:w="100"/>
+            </w:tcMar>
+            <w:vAlign w:val="center"/>
+          </w:tcPr>
+          <w:p>
+            <w:pPr>
+              <w:spacing w:after="0" w:before="0" w:line="260"/>
+              <w:jc w:val="center"/>
+            </w:pPr>
+            <w:r>
+              <w:rPr>
+                <w:rFonts w:ascii="맑은 고딕" w:cs="맑은 고딕" w:eastAsia="맑은 고딕" w:hAnsi="맑은 고딕"/>
+                <w:b w:val="false"/>
+                <w:bCs w:val="false"/>
+                <w:sz w:val="19"/>
+                <w:szCs w:val="19"/>
+              </w:rPr>
+              <w:t xml:space="preserve">제안서 검토</w:t>
+            </w:r>
+            <w:r>
+              <w:br/>
+            </w:r>
+            <w:r>
+              <w:rPr>
+                <w:rFonts w:ascii="맑은 고딕" w:cs="맑은 고딕" w:eastAsia="맑은 고딕" w:hAnsi="맑은 고딕"/>
+                <w:b w:val="false"/>
+                <w:bCs w:val="false"/>
+                <w:sz w:val="19"/>
+                <w:szCs w:val="19"/>
+              </w:rPr>
+              <w:t xml:space="preserve">(적격성조사)</w:t>
+            </w:r>
+          </w:p>
+        </w:tc>
+        <w:tc>
+          <w:tcPr>
+            <w:tcW w:type="dxa" w:w="4396"/>
+            <w:tcBorders>
+              <w:top w:val="single" w:color="808080" w:sz="4"/>
+              <w:left w:val="single" w:color="808080" w:sz="4"/>
+              <w:bottom w:val="single" w:color="808080" w:sz="4"/>
+              <w:right w:val="single" w:color="808080" w:sz="4"/>
+            </w:tcBorders>
+            <w:tcMar>
+              <w:top w:type="dxa" w:w="60"/>
+              <w:left w:type="dxa" w:w="100"/>
+              <w:bottom w:type="dxa" w:w="60"/>
+              <w:right w:type="dxa" w:w="100"/>
+            </w:tcMar>
+            <w:vAlign w:val="center"/>
+          </w:tcPr>
+          <w:p>
+            <w:pPr>
+              <w:spacing w:after="0" w:before="0" w:line="260"/>
+              <w:jc w:val="left"/>
+            </w:pPr>
+            <w:r>
+              <w:rPr>
+                <w:rFonts w:ascii="맑은 고딕" w:cs="맑은 고딕" w:eastAsia="맑은 고딕" w:hAnsi="맑은 고딕"/>
+                <w:b w:val="false"/>
+                <w:bCs w:val="false"/>
+                <w:sz w:val="19"/>
+                <w:szCs w:val="19"/>
+              </w:rPr>
+              <w:t xml:space="preserve">서울공공투자관리센터(S-PIM) 사전검토 및 PIMAC 등 전문기관 적격성조사 — 경제성·정책성·민자 적격성 판단</w:t>
+            </w:r>
+          </w:p>
+        </w:tc>
+        <w:tc>
+          <w:tcPr>
+            <w:tcW w:type="dxa" w:w="1692"/>
+            <w:tcBorders>
+              <w:top w:val="single" w:color="808080" w:sz="4"/>
+              <w:left w:val="single" w:color="808080" w:sz="4"/>
+              <w:bottom w:val="single" w:color="808080" w:sz="4"/>
+              <w:right w:val="single" w:color="808080" w:sz="4"/>
+            </w:tcBorders>
+            <w:tcMar>
+              <w:top w:type="dxa" w:w="60"/>
+              <w:left w:type="dxa" w:w="100"/>
+              <w:bottom w:type="dxa" w:w="60"/>
+              <w:right w:type="dxa" w:w="100"/>
+            </w:tcMar>
+            <w:vAlign w:val="center"/>
+          </w:tcPr>
+          <w:p>
+            <w:pPr>
+              <w:spacing w:after="0" w:before="0" w:line="260"/>
+              <w:jc w:val="center"/>
+            </w:pPr>
+            <w:r>
+              <w:rPr>
+                <w:rFonts w:ascii="맑은 고딕" w:cs="맑은 고딕" w:eastAsia="맑은 고딕" w:hAnsi="맑은 고딕"/>
+                <w:b w:val="false"/>
+                <w:bCs w:val="false"/>
+                <w:sz w:val="19"/>
+                <w:szCs w:val="19"/>
+              </w:rPr>
+              <w:t xml:space="preserve">6개월 ～ 1년</w:t>
+            </w:r>
+          </w:p>
+        </w:tc>
+      </w:tr>
+      <w:tr>
+        <w:tc>
+          <w:tcPr>
+            <w:tcW w:type="dxa" w:w="845"/>
+            <w:tcBorders>
+              <w:top w:val="single" w:color="808080" w:sz="4"/>
+              <w:left w:val="single" w:color="808080" w:sz="4"/>
+              <w:bottom w:val="single" w:color="808080" w:sz="4"/>
+              <w:right w:val="single" w:color="808080" w:sz="4"/>
+            </w:tcBorders>
+            <w:shd w:fill="F2F2F2" w:color="auto" w:val="clear"/>
+            <w:tcMar>
+              <w:top w:type="dxa" w:w="60"/>
+              <w:left w:type="dxa" w:w="100"/>
+              <w:bottom w:type="dxa" w:w="60"/>
+              <w:right w:type="dxa" w:w="100"/>
+            </w:tcMar>
+            <w:vAlign w:val="center"/>
+          </w:tcPr>
+          <w:p>
+            <w:pPr>
+              <w:spacing w:after="0" w:before="0" w:line="260"/>
+              <w:jc w:val="center"/>
+            </w:pPr>
+            <w:r>
+              <w:rPr>
+                <w:rFonts w:ascii="맑은 고딕" w:cs="맑은 고딕" w:eastAsia="맑은 고딕" w:hAnsi="맑은 고딕"/>
+                <w:sz w:val="19"/>
+                <w:szCs w:val="19"/>
+              </w:rPr>
+              <w:t xml:space="preserve">④</w:t>
+            </w:r>
+          </w:p>
+        </w:tc>
+        <w:tc>
+          <w:tcPr>
+            <w:tcW w:type="dxa" w:w="2705"/>
+            <w:tcBorders>
+              <w:top w:val="single" w:color="808080" w:sz="4"/>
+              <w:left w:val="single" w:color="808080" w:sz="4"/>
+              <w:bottom w:val="single" w:color="808080" w:sz="4"/>
+              <w:right w:val="single" w:color="808080" w:sz="4"/>
+            </w:tcBorders>
+            <w:tcMar>
+              <w:top w:type="dxa" w:w="60"/>
+              <w:left w:type="dxa" w:w="100"/>
+              <w:bottom w:type="dxa" w:w="60"/>
+              <w:right w:type="dxa" w:w="100"/>
+            </w:tcMar>
+            <w:vAlign w:val="center"/>
+          </w:tcPr>
+          <w:p>
+            <w:pPr>
+              <w:spacing w:after="0" w:before="0" w:line="260"/>
+              <w:jc w:val="center"/>
+            </w:pPr>
+            <w:r>
+              <w:rPr>
+                <w:rFonts w:ascii="맑은 고딕" w:cs="맑은 고딕" w:eastAsia="맑은 고딕" w:hAnsi="맑은 고딕"/>
+                <w:b w:val="false"/>
+                <w:bCs w:val="false"/>
+                <w:sz w:val="19"/>
+                <w:szCs w:val="19"/>
+              </w:rPr>
+              <w:t xml:space="preserve">市 심의·의회</w:t>
+            </w:r>
+          </w:p>
+        </w:tc>
+        <w:tc>
+          <w:tcPr>
+            <w:tcW w:type="dxa" w:w="4396"/>
+            <w:tcBorders>
+              <w:top w:val="single" w:color="808080" w:sz="4"/>
+              <w:left w:val="single" w:color="808080" w:sz="4"/>
+              <w:bottom w:val="single" w:color="808080" w:sz="4"/>
+              <w:right w:val="single" w:color="808080" w:sz="4"/>
+            </w:tcBorders>
+            <w:tcMar>
+              <w:top w:type="dxa" w:w="60"/>
+              <w:left w:type="dxa" w:w="100"/>
+              <w:bottom w:type="dxa" w:w="60"/>
+              <w:right w:type="dxa" w:w="100"/>
+            </w:tcMar>
+            <w:vAlign w:val="center"/>
+          </w:tcPr>
+          <w:p>
+            <w:pPr>
+              <w:spacing w:after="0" w:before="0" w:line="260"/>
+              <w:jc w:val="left"/>
+            </w:pPr>
+            <w:r>
+              <w:rPr>
+                <w:rFonts w:ascii="맑은 고딕" w:cs="맑은 고딕" w:eastAsia="맑은 고딕" w:hAnsi="맑은 고딕"/>
+                <w:b w:val="false"/>
+                <w:bCs w:val="false"/>
+                <w:sz w:val="19"/>
+                <w:szCs w:val="19"/>
+              </w:rPr>
+              <w:t xml:space="preserve">민간투자사업심의위원회 심의, 공유재산 관리계획 등 시의회 절차</w:t>
+            </w:r>
+          </w:p>
+        </w:tc>
+        <w:tc>
+          <w:tcPr>
+            <w:tcW w:type="dxa" w:w="1692"/>
+            <w:tcBorders>
+              <w:top w:val="single" w:color="808080" w:sz="4"/>
+              <w:left w:val="single" w:color="808080" w:sz="4"/>
+              <w:bottom w:val="single" w:color="808080" w:sz="4"/>
+              <w:right w:val="single" w:color="808080" w:sz="4"/>
+            </w:tcBorders>
+            <w:tcMar>
+              <w:top w:type="dxa" w:w="60"/>
+              <w:left w:type="dxa" w:w="100"/>
+              <w:bottom w:type="dxa" w:w="60"/>
+              <w:right w:type="dxa" w:w="100"/>
+            </w:tcMar>
+            <w:vAlign w:val="center"/>
+          </w:tcPr>
+          <w:p>
+            <w:pPr>
+              <w:spacing w:after="0" w:before="0" w:line="260"/>
+              <w:jc w:val="center"/>
+            </w:pPr>
+            <w:r>
+              <w:rPr>
+                <w:rFonts w:ascii="맑은 고딕" w:cs="맑은 고딕" w:eastAsia="맑은 고딕" w:hAnsi="맑은 고딕"/>
+                <w:b w:val="false"/>
+                <w:bCs w:val="false"/>
+                <w:sz w:val="19"/>
+                <w:szCs w:val="19"/>
+              </w:rPr>
+              <w:t xml:space="preserve">○개월</w:t>
+            </w:r>
+          </w:p>
+        </w:tc>
+      </w:tr>
+      <w:tr>
+        <w:tc>
+          <w:tcPr>
+            <w:tcW w:type="dxa" w:w="845"/>
+            <w:tcBorders>
+              <w:top w:val="single" w:color="808080" w:sz="4"/>
+              <w:left w:val="single" w:color="808080" w:sz="4"/>
+              <w:bottom w:val="single" w:color="808080" w:sz="4"/>
+              <w:right w:val="single" w:color="808080" w:sz="4"/>
+            </w:tcBorders>
+            <w:shd w:fill="F2F2F2" w:color="auto" w:val="clear"/>
+            <w:tcMar>
+              <w:top w:type="dxa" w:w="60"/>
+              <w:left w:type="dxa" w:w="100"/>
+              <w:bottom w:type="dxa" w:w="60"/>
+              <w:right w:type="dxa" w:w="100"/>
+            </w:tcMar>
+            <w:vAlign w:val="center"/>
+          </w:tcPr>
+          <w:p>
+            <w:pPr>
+              <w:spacing w:after="0" w:before="0" w:line="260"/>
+              <w:jc w:val="center"/>
+            </w:pPr>
+            <w:r>
+              <w:rPr>
+                <w:rFonts w:ascii="맑은 고딕" w:cs="맑은 고딕" w:eastAsia="맑은 고딕" w:hAnsi="맑은 고딕"/>
+                <w:sz w:val="19"/>
+                <w:szCs w:val="19"/>
+              </w:rPr>
+              <w:t xml:space="preserve">⑤</w:t>
+            </w:r>
+          </w:p>
+        </w:tc>
+        <w:tc>
+          <w:tcPr>
+            <w:tcW w:type="dxa" w:w="2705"/>
+            <w:tcBorders>
+              <w:top w:val="single" w:color="808080" w:sz="4"/>
+              <w:left w:val="single" w:color="808080" w:sz="4"/>
+              <w:bottom w:val="single" w:color="808080" w:sz="4"/>
+              <w:right w:val="single" w:color="808080" w:sz="4"/>
+            </w:tcBorders>
+            <w:tcMar>
+              <w:top w:type="dxa" w:w="60"/>
+              <w:left w:type="dxa" w:w="100"/>
+              <w:bottom w:type="dxa" w:w="60"/>
+              <w:right w:type="dxa" w:w="100"/>
+            </w:tcMar>
+            <w:vAlign w:val="center"/>
+          </w:tcPr>
+          <w:p>
+            <w:pPr>
+              <w:spacing w:after="0" w:before="0" w:line="260"/>
+              <w:jc w:val="center"/>
+            </w:pPr>
+            <w:r>
+              <w:rPr>
+                <w:rFonts w:ascii="맑은 고딕" w:cs="맑은 고딕" w:eastAsia="맑은 고딕" w:hAnsi="맑은 고딕"/>
+                <w:b w:val="false"/>
+                <w:bCs w:val="false"/>
+                <w:sz w:val="19"/>
+                <w:szCs w:val="19"/>
+              </w:rPr>
+              <w:t xml:space="preserve">제3자 제안공고</w:t>
+            </w:r>
+          </w:p>
+        </w:tc>
+        <w:tc>
+          <w:tcPr>
+            <w:tcW w:type="dxa" w:w="4396"/>
+            <w:tcBorders>
+              <w:top w:val="single" w:color="808080" w:sz="4"/>
+              <w:left w:val="single" w:color="808080" w:sz="4"/>
+              <w:bottom w:val="single" w:color="808080" w:sz="4"/>
+              <w:right w:val="single" w:color="808080" w:sz="4"/>
+            </w:tcBorders>
+            <w:tcMar>
+              <w:top w:type="dxa" w:w="60"/>
+              <w:left w:type="dxa" w:w="100"/>
+              <w:bottom w:type="dxa" w:w="60"/>
+              <w:right w:type="dxa" w:w="100"/>
+            </w:tcMar>
+            <w:vAlign w:val="center"/>
+          </w:tcPr>
+          <w:p>
+            <w:pPr>
+              <w:spacing w:after="0" w:before="0" w:line="260"/>
+              <w:jc w:val="left"/>
+            </w:pPr>
+            <w:r>
+              <w:rPr>
+                <w:rFonts w:ascii="맑은 고딕" w:cs="맑은 고딕" w:eastAsia="맑은 고딕" w:hAnsi="맑은 고딕"/>
+                <w:b w:val="false"/>
+                <w:bCs w:val="false"/>
+                <w:sz w:val="19"/>
+                <w:szCs w:val="19"/>
+              </w:rPr>
+              <w:t xml:space="preserve">타 사업자 제안 접수 — </w:t>
+            </w:r>
+            <w:r>
+              <w:rPr>
+                <w:rFonts w:ascii="맑은 고딕" w:cs="맑은 고딕" w:eastAsia="맑은 고딕" w:hAnsi="맑은 고딕"/>
+                <w:b/>
+                <w:bCs/>
+                <w:sz w:val="19"/>
+                <w:szCs w:val="19"/>
+              </w:rPr>
+              <w:t xml:space="preserve">최초제안자 우대 가점</w:t>
+            </w:r>
+            <w:r>
+              <w:rPr>
+                <w:rFonts w:ascii="맑은 고딕" w:cs="맑은 고딕" w:eastAsia="맑은 고딕" w:hAnsi="맑은 고딕"/>
+                <w:b w:val="false"/>
+                <w:bCs w:val="false"/>
+                <w:sz w:val="19"/>
+                <w:szCs w:val="19"/>
+              </w:rPr>
+              <w:t xml:space="preserve"> 적용</w:t>
+            </w:r>
+          </w:p>
+        </w:tc>
+        <w:tc>
+          <w:tcPr>
+            <w:tcW w:type="dxa" w:w="1692"/>
+            <w:tcBorders>
+              <w:top w:val="single" w:color="808080" w:sz="4"/>
+              <w:left w:val="single" w:color="808080" w:sz="4"/>
+              <w:bottom w:val="single" w:color="808080" w:sz="4"/>
+              <w:right w:val="single" w:color="808080" w:sz="4"/>
+            </w:tcBorders>
+            <w:tcMar>
+              <w:top w:type="dxa" w:w="60"/>
+              <w:left w:type="dxa" w:w="100"/>
+              <w:bottom w:type="dxa" w:w="60"/>
+              <w:right w:type="dxa" w:w="100"/>
+            </w:tcMar>
+            <w:vAlign w:val="center"/>
+          </w:tcPr>
+          <w:p>
+            <w:pPr>
+              <w:spacing w:after="0" w:before="0" w:line="260"/>
+              <w:jc w:val="center"/>
+            </w:pPr>
+            <w:r>
+              <w:rPr>
+                <w:rFonts w:ascii="맑은 고딕" w:cs="맑은 고딕" w:eastAsia="맑은 고딕" w:hAnsi="맑은 고딕"/>
+                <w:b w:val="false"/>
+                <w:bCs w:val="false"/>
+                <w:sz w:val="19"/>
+                <w:szCs w:val="19"/>
+              </w:rPr>
+              <w:t xml:space="preserve">○개월</w:t>
+            </w:r>
+          </w:p>
+        </w:tc>
+      </w:tr>
+      <w:tr>
+        <w:tc>
+          <w:tcPr>
+            <w:tcW w:type="dxa" w:w="845"/>
+            <w:tcBorders>
+              <w:top w:val="single" w:color="808080" w:sz="4"/>
+              <w:left w:val="single" w:color="808080" w:sz="4"/>
+              <w:bottom w:val="single" w:color="808080" w:sz="4"/>
+              <w:right w:val="single" w:color="808080" w:sz="4"/>
+            </w:tcBorders>
+            <w:shd w:fill="F2F2F2" w:color="auto" w:val="clear"/>
+            <w:tcMar>
+              <w:top w:type="dxa" w:w="60"/>
+              <w:left w:type="dxa" w:w="100"/>
+              <w:bottom w:type="dxa" w:w="60"/>
+              <w:right w:type="dxa" w:w="100"/>
+            </w:tcMar>
+            <w:vAlign w:val="center"/>
+          </w:tcPr>
+          <w:p>
+            <w:pPr>
+              <w:spacing w:after="0" w:before="0" w:line="260"/>
+              <w:jc w:val="center"/>
+            </w:pPr>
+            <w:r>
+              <w:rPr>
+                <w:rFonts w:ascii="맑은 고딕" w:cs="맑은 고딕" w:eastAsia="맑은 고딕" w:hAnsi="맑은 고딕"/>
+                <w:sz w:val="19"/>
+                <w:szCs w:val="19"/>
+              </w:rPr>
+              <w:t xml:space="preserve">⑥</w:t>
+            </w:r>
+          </w:p>
+        </w:tc>
+        <w:tc>
+          <w:tcPr>
+            <w:tcW w:type="dxa" w:w="2705"/>
+            <w:tcBorders>
+              <w:top w:val="single" w:color="808080" w:sz="4"/>
+              <w:left w:val="single" w:color="808080" w:sz="4"/>
+              <w:bottom w:val="single" w:color="808080" w:sz="4"/>
+              <w:right w:val="single" w:color="808080" w:sz="4"/>
+            </w:tcBorders>
+            <w:tcMar>
+              <w:top w:type="dxa" w:w="60"/>
+              <w:left w:type="dxa" w:w="100"/>
+              <w:bottom w:type="dxa" w:w="60"/>
+              <w:right w:type="dxa" w:w="100"/>
+            </w:tcMar>
+            <w:vAlign w:val="center"/>
+          </w:tcPr>
+          <w:p>
+            <w:pPr>
+              <w:spacing w:after="0" w:before="0" w:line="260"/>
+              <w:jc w:val="center"/>
+            </w:pPr>
+            <w:r>
+              <w:rPr>
+                <w:rFonts w:ascii="맑은 고딕" w:cs="맑은 고딕" w:eastAsia="맑은 고딕" w:hAnsi="맑은 고딕"/>
+                <w:b w:val="false"/>
+                <w:bCs w:val="false"/>
+                <w:sz w:val="19"/>
+                <w:szCs w:val="19"/>
+              </w:rPr>
+              <w:t xml:space="preserve">평가·우선협상</w:t>
+            </w:r>
+          </w:p>
+        </w:tc>
+        <w:tc>
+          <w:tcPr>
+            <w:tcW w:type="dxa" w:w="4396"/>
+            <w:tcBorders>
+              <w:top w:val="single" w:color="808080" w:sz="4"/>
+              <w:left w:val="single" w:color="808080" w:sz="4"/>
+              <w:bottom w:val="single" w:color="808080" w:sz="4"/>
+              <w:right w:val="single" w:color="808080" w:sz="4"/>
+            </w:tcBorders>
+            <w:tcMar>
+              <w:top w:type="dxa" w:w="60"/>
+              <w:left w:type="dxa" w:w="100"/>
+              <w:bottom w:type="dxa" w:w="60"/>
+              <w:right w:type="dxa" w:w="100"/>
+            </w:tcMar>
+            <w:vAlign w:val="center"/>
+          </w:tcPr>
+          <w:p>
+            <w:pPr>
+              <w:spacing w:after="0" w:before="0" w:line="260"/>
+              <w:jc w:val="left"/>
+            </w:pPr>
+            <w:r>
+              <w:rPr>
+                <w:rFonts w:ascii="맑은 고딕" w:cs="맑은 고딕" w:eastAsia="맑은 고딕" w:hAnsi="맑은 고딕"/>
+                <w:b w:val="false"/>
+                <w:bCs w:val="false"/>
+                <w:sz w:val="19"/>
+                <w:szCs w:val="19"/>
+              </w:rPr>
+              <w:t xml:space="preserve">제안서 평가 후 우선협상대상자 지정</w:t>
+            </w:r>
+          </w:p>
+        </w:tc>
+        <w:tc>
+          <w:tcPr>
+            <w:tcW w:type="dxa" w:w="1692"/>
+            <w:tcBorders>
+              <w:top w:val="single" w:color="808080" w:sz="4"/>
+              <w:left w:val="single" w:color="808080" w:sz="4"/>
+              <w:bottom w:val="single" w:color="808080" w:sz="4"/>
+              <w:right w:val="single" w:color="808080" w:sz="4"/>
+            </w:tcBorders>
+            <w:tcMar>
+              <w:top w:type="dxa" w:w="60"/>
+              <w:left w:type="dxa" w:w="100"/>
+              <w:bottom w:type="dxa" w:w="60"/>
+              <w:right w:type="dxa" w:w="100"/>
+            </w:tcMar>
+            <w:vAlign w:val="center"/>
+          </w:tcPr>
+          <w:p>
+            <w:pPr>
+              <w:spacing w:after="0" w:before="0" w:line="260"/>
+              <w:jc w:val="center"/>
+            </w:pPr>
+            <w:r>
+              <w:rPr>
+                <w:rFonts w:ascii="맑은 고딕" w:cs="맑은 고딕" w:eastAsia="맑은 고딕" w:hAnsi="맑은 고딕"/>
+                <w:b w:val="false"/>
+                <w:bCs w:val="false"/>
+                <w:sz w:val="19"/>
+                <w:szCs w:val="19"/>
+              </w:rPr>
+              <w:t xml:space="preserve">○개월</w:t>
+            </w:r>
+          </w:p>
+        </w:tc>
+      </w:tr>
+      <w:tr>
+        <w:tc>
+          <w:tcPr>
+            <w:tcW w:type="dxa" w:w="845"/>
+            <w:tcBorders>
+              <w:top w:val="single" w:color="808080" w:sz="4"/>
+              <w:left w:val="single" w:color="808080" w:sz="4"/>
+              <w:bottom w:val="single" w:color="808080" w:sz="4"/>
+              <w:right w:val="single" w:color="808080" w:sz="4"/>
+            </w:tcBorders>
+            <w:shd w:fill="F2F2F2" w:color="auto" w:val="clear"/>
+            <w:tcMar>
+              <w:top w:type="dxa" w:w="60"/>
+              <w:left w:type="dxa" w:w="100"/>
+              <w:bottom w:type="dxa" w:w="60"/>
+              <w:right w:type="dxa" w:w="100"/>
+            </w:tcMar>
+            <w:vAlign w:val="center"/>
+          </w:tcPr>
+          <w:p>
+            <w:pPr>
+              <w:spacing w:after="0" w:before="0" w:line="260"/>
+              <w:jc w:val="center"/>
+            </w:pPr>
+            <w:r>
+              <w:rPr>
+                <w:rFonts w:ascii="맑은 고딕" w:cs="맑은 고딕" w:eastAsia="맑은 고딕" w:hAnsi="맑은 고딕"/>
+                <w:sz w:val="19"/>
+                <w:szCs w:val="19"/>
+              </w:rPr>
+              <w:t xml:space="preserve">⑦</w:t>
+            </w:r>
+          </w:p>
+        </w:tc>
+        <w:tc>
+          <w:tcPr>
+            <w:tcW w:type="dxa" w:w="2705"/>
+            <w:tcBorders>
+              <w:top w:val="single" w:color="808080" w:sz="4"/>
+              <w:left w:val="single" w:color="808080" w:sz="4"/>
+              <w:bottom w:val="single" w:color="808080" w:sz="4"/>
+              <w:right w:val="single" w:color="808080" w:sz="4"/>
+            </w:tcBorders>
+            <w:tcMar>
+              <w:top w:type="dxa" w:w="60"/>
+              <w:left w:type="dxa" w:w="100"/>
+              <w:bottom w:type="dxa" w:w="60"/>
+              <w:right w:type="dxa" w:w="100"/>
+            </w:tcMar>
+            <w:vAlign w:val="center"/>
+          </w:tcPr>
+          <w:p>
+            <w:pPr>
+              <w:spacing w:after="0" w:before="0" w:line="260"/>
+              <w:jc w:val="center"/>
+            </w:pPr>
+            <w:r>
+              <w:rPr>
+                <w:rFonts w:ascii="맑은 고딕" w:cs="맑은 고딕" w:eastAsia="맑은 고딕" w:hAnsi="맑은 고딕"/>
+                <w:b w:val="false"/>
+                <w:bCs w:val="false"/>
+                <w:sz w:val="19"/>
+                <w:szCs w:val="19"/>
+              </w:rPr>
+              <w:t xml:space="preserve">협상·실시협약</w:t>
+            </w:r>
+          </w:p>
+        </w:tc>
+        <w:tc>
+          <w:tcPr>
+            <w:tcW w:type="dxa" w:w="4396"/>
+            <w:tcBorders>
+              <w:top w:val="single" w:color="808080" w:sz="4"/>
+              <w:left w:val="single" w:color="808080" w:sz="4"/>
+              <w:bottom w:val="single" w:color="808080" w:sz="4"/>
+              <w:right w:val="single" w:color="808080" w:sz="4"/>
+            </w:tcBorders>
+            <w:tcMar>
+              <w:top w:type="dxa" w:w="60"/>
+              <w:left w:type="dxa" w:w="100"/>
+              <w:bottom w:type="dxa" w:w="60"/>
+              <w:right w:type="dxa" w:w="100"/>
+            </w:tcMar>
+            <w:vAlign w:val="center"/>
+          </w:tcPr>
+          <w:p>
+            <w:pPr>
+              <w:spacing w:after="0" w:before="0" w:line="260"/>
+              <w:jc w:val="left"/>
+            </w:pPr>
+            <w:r>
+              <w:rPr>
+                <w:rFonts w:ascii="맑은 고딕" w:cs="맑은 고딕" w:eastAsia="맑은 고딕" w:hAnsi="맑은 고딕"/>
+                <w:b w:val="false"/>
+                <w:bCs w:val="false"/>
+                <w:sz w:val="19"/>
+                <w:szCs w:val="19"/>
+              </w:rPr>
+              <w:t xml:space="preserve">운영기간·사용료·총사업비 확정, 실시협약 체결 및 사업시행자 지정</w:t>
+            </w:r>
+          </w:p>
+        </w:tc>
+        <w:tc>
+          <w:tcPr>
+            <w:tcW w:type="dxa" w:w="1692"/>
+            <w:tcBorders>
+              <w:top w:val="single" w:color="808080" w:sz="4"/>
+              <w:left w:val="single" w:color="808080" w:sz="4"/>
+              <w:bottom w:val="single" w:color="808080" w:sz="4"/>
+              <w:right w:val="single" w:color="808080" w:sz="4"/>
+            </w:tcBorders>
+            <w:tcMar>
+              <w:top w:type="dxa" w:w="60"/>
+              <w:left w:type="dxa" w:w="100"/>
+              <w:bottom w:type="dxa" w:w="60"/>
+              <w:right w:type="dxa" w:w="100"/>
+            </w:tcMar>
+            <w:vAlign w:val="center"/>
+          </w:tcPr>
+          <w:p>
+            <w:pPr>
+              <w:spacing w:after="0" w:before="0" w:line="260"/>
+              <w:jc w:val="center"/>
+            </w:pPr>
+            <w:r>
+              <w:rPr>
+                <w:rFonts w:ascii="맑은 고딕" w:cs="맑은 고딕" w:eastAsia="맑은 고딕" w:hAnsi="맑은 고딕"/>
+                <w:b w:val="false"/>
+                <w:bCs w:val="false"/>
+                <w:sz w:val="19"/>
+                <w:szCs w:val="19"/>
+              </w:rPr>
+              <w:t xml:space="preserve">○개월</w:t>
+            </w:r>
+          </w:p>
+        </w:tc>
+      </w:tr>
+      <w:tr>
+        <w:tc>
+          <w:tcPr>
+            <w:tcW w:type="dxa" w:w="845"/>
+            <w:tcBorders>
+              <w:top w:val="single" w:color="808080" w:sz="4"/>
+              <w:left w:val="single" w:color="808080" w:sz="4"/>
+              <w:bottom w:val="single" w:color="808080" w:sz="4"/>
+              <w:right w:val="single" w:color="808080" w:sz="4"/>
+            </w:tcBorders>
+            <w:shd w:fill="F2F2F2" w:color="auto" w:val="clear"/>
+            <w:tcMar>
+              <w:top w:type="dxa" w:w="60"/>
+              <w:left w:type="dxa" w:w="100"/>
+              <w:bottom w:type="dxa" w:w="60"/>
+              <w:right w:type="dxa" w:w="100"/>
+            </w:tcMar>
+            <w:vAlign w:val="center"/>
+          </w:tcPr>
+          <w:p>
+            <w:pPr>
+              <w:spacing w:after="0" w:before="0" w:line="260"/>
+              <w:jc w:val="center"/>
+            </w:pPr>
+            <w:r>
+              <w:rPr>
+                <w:rFonts w:ascii="맑은 고딕" w:cs="맑은 고딕" w:eastAsia="맑은 고딕" w:hAnsi="맑은 고딕"/>
+                <w:sz w:val="19"/>
+                <w:szCs w:val="19"/>
+              </w:rPr>
+              <w:t xml:space="preserve">⑧</w:t>
+            </w:r>
+          </w:p>
+        </w:tc>
+        <w:tc>
+          <w:tcPr>
+            <w:tcW w:type="dxa" w:w="2705"/>
+            <w:tcBorders>
+              <w:top w:val="single" w:color="808080" w:sz="4"/>
+              <w:left w:val="single" w:color="808080" w:sz="4"/>
+              <w:bottom w:val="single" w:color="808080" w:sz="4"/>
+              <w:right w:val="single" w:color="808080" w:sz="4"/>
+            </w:tcBorders>
+            <w:tcMar>
+              <w:top w:type="dxa" w:w="60"/>
+              <w:left w:type="dxa" w:w="100"/>
+              <w:bottom w:type="dxa" w:w="60"/>
+              <w:right w:type="dxa" w:w="100"/>
+            </w:tcMar>
+            <w:vAlign w:val="center"/>
+          </w:tcPr>
+          <w:p>
+            <w:pPr>
+              <w:spacing w:after="0" w:before="0" w:line="260"/>
+              <w:jc w:val="center"/>
+            </w:pPr>
+            <w:r>
+              <w:rPr>
+                <w:rFonts w:ascii="맑은 고딕" w:cs="맑은 고딕" w:eastAsia="맑은 고딕" w:hAnsi="맑은 고딕"/>
+                <w:b w:val="false"/>
+                <w:bCs w:val="false"/>
+                <w:sz w:val="19"/>
+                <w:szCs w:val="19"/>
+              </w:rPr>
+              <w:t xml:space="preserve">실시계획·운영</w:t>
+            </w:r>
+          </w:p>
+        </w:tc>
+        <w:tc>
+          <w:tcPr>
+            <w:tcW w:type="dxa" w:w="4396"/>
+            <w:tcBorders>
+              <w:top w:val="single" w:color="808080" w:sz="4"/>
+              <w:left w:val="single" w:color="808080" w:sz="4"/>
+              <w:bottom w:val="single" w:color="808080" w:sz="4"/>
+              <w:right w:val="single" w:color="808080" w:sz="4"/>
+            </w:tcBorders>
+            <w:tcMar>
+              <w:top w:type="dxa" w:w="60"/>
+              <w:left w:type="dxa" w:w="100"/>
+              <w:bottom w:type="dxa" w:w="60"/>
+              <w:right w:type="dxa" w:w="100"/>
+            </w:tcMar>
+            <w:vAlign w:val="center"/>
+          </w:tcPr>
+          <w:p>
+            <w:pPr>
+              <w:spacing w:after="0" w:before="0" w:line="260"/>
+              <w:jc w:val="left"/>
+            </w:pPr>
+            <w:r>
+              <w:rPr>
+                <w:rFonts w:ascii="맑은 고딕" w:cs="맑은 고딕" w:eastAsia="맑은 고딕" w:hAnsi="맑은 고딕"/>
+                <w:b w:val="false"/>
+                <w:bCs w:val="false"/>
+                <w:sz w:val="19"/>
+                <w:szCs w:val="19"/>
+              </w:rPr>
+              <w:t xml:space="preserve">실시계획 승인 → 세빛섬 리모델링 → 통합 운영 개시</w:t>
+            </w:r>
+          </w:p>
+        </w:tc>
+        <w:tc>
+          <w:tcPr>
+            <w:tcW w:type="dxa" w:w="1692"/>
+            <w:tcBorders>
+              <w:top w:val="single" w:color="808080" w:sz="4"/>
+              <w:left w:val="single" w:color="808080" w:sz="4"/>
+              <w:bottom w:val="single" w:color="808080" w:sz="4"/>
+              <w:right w:val="single" w:color="808080" w:sz="4"/>
+            </w:tcBorders>
+            <w:tcMar>
+              <w:top w:type="dxa" w:w="60"/>
+              <w:left w:type="dxa" w:w="100"/>
+              <w:bottom w:type="dxa" w:w="60"/>
+              <w:right w:type="dxa" w:w="100"/>
+            </w:tcMar>
+            <w:vAlign w:val="center"/>
+          </w:tcPr>
+          <w:p>
+            <w:pPr>
+              <w:spacing w:after="0" w:before="0" w:line="260"/>
+              <w:jc w:val="center"/>
+            </w:pPr>
+            <w:r>
+              <w:rPr>
+                <w:rFonts w:ascii="맑은 고딕" w:cs="맑은 고딕" w:eastAsia="맑은 고딕" w:hAnsi="맑은 고딕"/>
+                <w:b w:val="false"/>
+                <w:bCs w:val="false"/>
+                <w:sz w:val="19"/>
+                <w:szCs w:val="19"/>
+              </w:rPr>
+              <w:t xml:space="preserve">○개월</w:t>
+            </w:r>
+          </w:p>
+        </w:tc>
+      </w:tr>
+    </w:tbl>
+    <w:p>
+      <w:pPr>
+        <w:spacing w:after="60" w:before="0" w:line="300"/>
+      </w:pPr>
+      <w:r>
+        <w:rPr>
+          <w:rFonts w:ascii="맑은 고딕" w:cs="맑은 고딕" w:eastAsia="맑은 고딕" w:hAnsi="맑은 고딕"/>
+          <w:sz w:val="22"/>
+          <w:szCs w:val="22"/>
+        </w:rPr>
+        <w:t xml:space="preserve"/>
+      </w:r>
+    </w:p>
+    <w:p>
+      <w:pPr>
+        <w:spacing w:after="60" w:before="60" w:line="300"/>
+        <w:ind w:left="900" w:hanging="260"/>
+      </w:pPr>
+      <w:r>
+        <w:rPr>
+          <w:rFonts w:ascii="맑은 고딕" w:cs="맑은 고딕" w:eastAsia="맑은 고딕" w:hAnsi="맑은 고딕"/>
+          <w:sz w:val="19"/>
+          <w:szCs w:val="19"/>
+        </w:rPr>
+        <w:t xml:space="preserve">※ </w:t>
+      </w:r>
+      <w:r>
+        <w:rPr>
+          <w:rFonts w:ascii="맑은 고딕" w:cs="맑은 고딕" w:eastAsia="맑은 고딕" w:hAnsi="맑은 고딕"/>
+          <w:sz w:val="19"/>
+          <w:szCs w:val="19"/>
+        </w:rPr>
+        <w:t xml:space="preserve">시급 사항 : 수상푸드존 공사 착공('26. 10.) 임박 → 민간 투자분 반영·운영 구조 협의를 </w:t>
+      </w:r>
+      <w:r>
+        <w:rPr>
+          <w:rFonts w:ascii="맑은 고딕" w:cs="맑은 고딕" w:eastAsia="맑은 고딕" w:hAnsi="맑은 고딕"/>
+          <w:b/>
+          <w:bCs/>
+          <w:sz w:val="19"/>
+          <w:szCs w:val="19"/>
+        </w:rPr>
+        <w:t xml:space="preserve">착공 전 조기 착수</w:t>
+      </w:r>
+      <w:r>
+        <w:rPr>
+          <w:rFonts w:ascii="맑은 고딕" w:cs="맑은 고딕" w:eastAsia="맑은 고딕" w:hAnsi="맑은 고딕"/>
+          <w:sz w:val="19"/>
+          <w:szCs w:val="19"/>
+        </w:rPr>
+        <w:t xml:space="preserve"> 필요</w:t>
+      </w:r>
+    </w:p>
+    <w:p>
+      <w:pPr>
+        <w:keepNext/>
+        <w:spacing w:after="80" w:before="200" w:line="300"/>
+        <w:ind w:left="0" w:hanging="340"/>
+      </w:pPr>
+      <w:r>
+        <w:rPr>
+          <w:rFonts w:ascii="맑은 고딕" w:cs="맑은 고딕" w:eastAsia="맑은 고딕" w:hAnsi="맑은 고딕"/>
+          <w:b/>
+          <w:bCs/>
+          <w:sz w:val="24"/>
+          <w:szCs w:val="24"/>
+        </w:rPr>
+        <w:t xml:space="preserve">□ </w:t>
+      </w:r>
+      <w:r>
+        <w:rPr>
+          <w:rFonts w:ascii="맑은 고딕" w:cs="맑은 고딕" w:eastAsia="맑은 고딕" w:hAnsi="맑은 고딕"/>
+          <w:b/>
+          <w:bCs/>
+          <w:sz w:val="24"/>
+          <w:szCs w:val="24"/>
+        </w:rPr>
+        <w:t xml:space="preserve">주요 협의·검토 과제</w:t>
+      </w:r>
+    </w:p>
+    <w:tbl>
+      <w:tblPr>
+        <w:tblW w:type="dxa" w:w="9638"/>
+        <w:tblBorders>
+          <w:top w:val="single" w:color="auto" w:sz="4"/>
+          <w:left w:val="single" w:color="auto" w:sz="4"/>
+          <w:bottom w:val="single" w:color="auto" w:sz="4"/>
+          <w:right w:val="single" w:color="auto" w:sz="4"/>
+          <w:insideH w:val="single" w:color="auto" w:sz="4"/>
+          <w:insideV w:val="single" w:color="auto" w:sz="4"/>
+        </w:tblBorders>
+      </w:tblPr>
+      <w:tblGrid>
+        <w:gridCol w:w="2628"/>
+        <w:gridCol w:w="2102"/>
+        <w:gridCol w:w="4908"/>
+      </w:tblGrid>
+      <w:tr>
+        <w:trPr>
+          <w:tblHeader/>
+        </w:trPr>
+        <w:tc>
+          <w:tcPr>
+            <w:tcW w:type="dxa" w:w="2628"/>
+            <w:tcBorders>
+              <w:top w:val="single" w:color="808080" w:sz="4"/>
+              <w:left w:val="single" w:color="808080" w:sz="4"/>
+              <w:bottom w:val="single" w:color="808080" w:sz="4"/>
+              <w:right w:val="single" w:color="808080" w:sz="4"/>
+            </w:tcBorders>
+            <w:shd w:fill="D9E2F3" w:color="auto" w:val="clear"/>
+            <w:tcMar>
+              <w:top w:type="dxa" w:w="60"/>
+              <w:left w:type="dxa" w:w="100"/>
+              <w:bottom w:type="dxa" w:w="60"/>
+              <w:right w:type="dxa" w:w="100"/>
+            </w:tcMar>
+            <w:vAlign w:val="center"/>
+          </w:tcPr>
+          <w:p>
+            <w:pPr>
+              <w:spacing w:after="0" w:before="0" w:line="260"/>
+              <w:jc w:val="center"/>
+            </w:pPr>
+            <w:r>
+              <w:rPr>
+                <w:rFonts w:ascii="맑은 고딕" w:cs="맑은 고딕" w:eastAsia="맑은 고딕" w:hAnsi="맑은 고딕"/>
+                <w:b/>
+                <w:bCs/>
+                <w:sz w:val="19"/>
+                <w:szCs w:val="19"/>
+              </w:rPr>
+              <w:t xml:space="preserve">과제</w:t>
+            </w:r>
+          </w:p>
+        </w:tc>
+        <w:tc>
+          <w:tcPr>
+            <w:tcW w:type="dxa" w:w="2102"/>
+            <w:tcBorders>
+              <w:top w:val="single" w:color="808080" w:sz="4"/>
+              <w:left w:val="single" w:color="808080" w:sz="4"/>
+              <w:bottom w:val="single" w:color="808080" w:sz="4"/>
+              <w:right w:val="single" w:color="808080" w:sz="4"/>
+            </w:tcBorders>
+            <w:shd w:fill="D9E2F3" w:color="auto" w:val="clear"/>
+            <w:tcMar>
+              <w:top w:type="dxa" w:w="60"/>
+              <w:left w:type="dxa" w:w="100"/>
+              <w:bottom w:type="dxa" w:w="60"/>
+              <w:right w:type="dxa" w:w="100"/>
+            </w:tcMar>
+            <w:vAlign w:val="center"/>
+          </w:tcPr>
+          <w:p>
+            <w:pPr>
+              <w:spacing w:after="0" w:before="0" w:line="260"/>
+              <w:jc w:val="center"/>
+            </w:pPr>
+            <w:r>
+              <w:rPr>
+                <w:rFonts w:ascii="맑은 고딕" w:cs="맑은 고딕" w:eastAsia="맑은 고딕" w:hAnsi="맑은 고딕"/>
+                <w:b/>
+                <w:bCs/>
+                <w:sz w:val="19"/>
+                <w:szCs w:val="19"/>
+              </w:rPr>
+              <w:t xml:space="preserve">협의처</w:t>
+            </w:r>
+          </w:p>
+        </w:tc>
+        <w:tc>
+          <w:tcPr>
+            <w:tcW w:type="dxa" w:w="4908"/>
+            <w:tcBorders>
+              <w:top w:val="single" w:color="808080" w:sz="4"/>
+              <w:left w:val="single" w:color="808080" w:sz="4"/>
+              <w:bottom w:val="single" w:color="808080" w:sz="4"/>
+              <w:right w:val="single" w:color="808080" w:sz="4"/>
+            </w:tcBorders>
+            <w:shd w:fill="D9E2F3" w:color="auto" w:val="clear"/>
+            <w:tcMar>
+              <w:top w:type="dxa" w:w="60"/>
+              <w:left w:type="dxa" w:w="100"/>
+              <w:bottom w:type="dxa" w:w="60"/>
+              <w:right w:type="dxa" w:w="100"/>
+            </w:tcMar>
+            <w:vAlign w:val="center"/>
+          </w:tcPr>
+          <w:p>
+            <w:pPr>
+              <w:spacing w:after="0" w:before="0" w:line="260"/>
+              <w:jc w:val="center"/>
+            </w:pPr>
+            <w:r>
+              <w:rPr>
+                <w:rFonts w:ascii="맑은 고딕" w:cs="맑은 고딕" w:eastAsia="맑은 고딕" w:hAnsi="맑은 고딕"/>
+                <w:b/>
+                <w:bCs/>
+                <w:sz w:val="19"/>
+                <w:szCs w:val="19"/>
+              </w:rPr>
+              <w:t xml:space="preserve">핵심 쟁점</w:t>
+            </w:r>
+          </w:p>
+        </w:tc>
+      </w:tr>
+      <w:tr>
+        <w:tc>
+          <w:tcPr>
+            <w:tcW w:type="dxa" w:w="2628"/>
+            <w:tcBorders>
+              <w:top w:val="single" w:color="808080" w:sz="4"/>
+              <w:left w:val="single" w:color="808080" w:sz="4"/>
+              <w:bottom w:val="single" w:color="808080" w:sz="4"/>
+              <w:right w:val="single" w:color="808080" w:sz="4"/>
+            </w:tcBorders>
+            <w:shd w:fill="F2F2F2" w:color="auto" w:val="clear"/>
+            <w:tcMar>
+              <w:top w:type="dxa" w:w="60"/>
+              <w:left w:type="dxa" w:w="100"/>
+              <w:bottom w:type="dxa" w:w="60"/>
+              <w:right w:type="dxa" w:w="100"/>
+            </w:tcMar>
+            <w:vAlign w:val="center"/>
+          </w:tcPr>
+          <w:p>
+            <w:pPr>
+              <w:spacing w:after="0" w:before="0" w:line="260"/>
+              <w:jc w:val="center"/>
+            </w:pPr>
+            <w:r>
+              <w:rPr>
+                <w:rFonts w:ascii="맑은 고딕" w:cs="맑은 고딕" w:eastAsia="맑은 고딕" w:hAnsi="맑은 고딕"/>
+                <w:b/>
+                <w:bCs/>
+                <w:sz w:val="19"/>
+                <w:szCs w:val="19"/>
+              </w:rPr>
+              <w:t xml:space="preserve">민투법 적용 가능성</w:t>
+            </w:r>
+          </w:p>
+        </w:tc>
+        <w:tc>
+          <w:tcPr>
+            <w:tcW w:type="dxa" w:w="2102"/>
+            <w:tcBorders>
+              <w:top w:val="single" w:color="808080" w:sz="4"/>
+              <w:left w:val="single" w:color="808080" w:sz="4"/>
+              <w:bottom w:val="single" w:color="808080" w:sz="4"/>
+              <w:right w:val="single" w:color="808080" w:sz="4"/>
+            </w:tcBorders>
+            <w:tcMar>
+              <w:top w:type="dxa" w:w="60"/>
+              <w:left w:type="dxa" w:w="100"/>
+              <w:bottom w:type="dxa" w:w="60"/>
+              <w:right w:type="dxa" w:w="100"/>
+            </w:tcMar>
+            <w:vAlign w:val="center"/>
+          </w:tcPr>
+          <w:p>
+            <w:pPr>
+              <w:spacing w:after="0" w:before="0" w:line="260"/>
+              <w:jc w:val="center"/>
+            </w:pPr>
+            <w:r>
+              <w:rPr>
+                <w:rFonts w:ascii="맑은 고딕" w:cs="맑은 고딕" w:eastAsia="맑은 고딕" w:hAnsi="맑은 고딕"/>
+                <w:b w:val="false"/>
+                <w:bCs w:val="false"/>
+                <w:sz w:val="19"/>
+                <w:szCs w:val="19"/>
+              </w:rPr>
+              <w:t xml:space="preserve">市, S-PIM, 법무법인</w:t>
+            </w:r>
+          </w:p>
+        </w:tc>
+        <w:tc>
+          <w:tcPr>
+            <w:tcW w:type="dxa" w:w="4908"/>
+            <w:tcBorders>
+              <w:top w:val="single" w:color="808080" w:sz="4"/>
+              <w:left w:val="single" w:color="808080" w:sz="4"/>
+              <w:bottom w:val="single" w:color="808080" w:sz="4"/>
+              <w:right w:val="single" w:color="808080" w:sz="4"/>
+            </w:tcBorders>
+            <w:tcMar>
+              <w:top w:type="dxa" w:w="60"/>
+              <w:left w:type="dxa" w:w="100"/>
+              <w:bottom w:type="dxa" w:w="60"/>
+              <w:right w:type="dxa" w:w="100"/>
+            </w:tcMar>
+            <w:vAlign w:val="center"/>
+          </w:tcPr>
+          <w:p>
+            <w:pPr>
+              <w:spacing w:after="0" w:before="0" w:line="260"/>
+              <w:jc w:val="left"/>
+            </w:pPr>
+            <w:r>
+              <w:rPr>
+                <w:rFonts w:ascii="맑은 고딕" w:cs="맑은 고딕" w:eastAsia="맑은 고딕" w:hAnsi="맑은 고딕"/>
+                <w:b w:val="false"/>
+                <w:bCs w:val="false"/>
+                <w:sz w:val="19"/>
+                <w:szCs w:val="19"/>
+              </w:rPr>
+              <w:t xml:space="preserve">대상시설 해당성, 세빛섬+수상푸드존 묶음 추진 가능 여부</w:t>
+            </w:r>
+          </w:p>
+        </w:tc>
+      </w:tr>
+      <w:tr>
+        <w:tc>
+          <w:tcPr>
+            <w:tcW w:type="dxa" w:w="2628"/>
+            <w:tcBorders>
+              <w:top w:val="single" w:color="808080" w:sz="4"/>
+              <w:left w:val="single" w:color="808080" w:sz="4"/>
+              <w:bottom w:val="single" w:color="808080" w:sz="4"/>
+              <w:right w:val="single" w:color="808080" w:sz="4"/>
+            </w:tcBorders>
+            <w:shd w:fill="F2F2F2" w:color="auto" w:val="clear"/>
+            <w:tcMar>
+              <w:top w:type="dxa" w:w="60"/>
+              <w:left w:type="dxa" w:w="100"/>
+              <w:bottom w:type="dxa" w:w="60"/>
+              <w:right w:type="dxa" w:w="100"/>
+            </w:tcMar>
+            <w:vAlign w:val="center"/>
+          </w:tcPr>
+          <w:p>
+            <w:pPr>
+              <w:spacing w:after="0" w:before="0" w:line="260"/>
+              <w:jc w:val="center"/>
+            </w:pPr>
+            <w:r>
+              <w:rPr>
+                <w:rFonts w:ascii="맑은 고딕" w:cs="맑은 고딕" w:eastAsia="맑은 고딕" w:hAnsi="맑은 고딕"/>
+                <w:b/>
+                <w:bCs/>
+                <w:sz w:val="19"/>
+                <w:szCs w:val="19"/>
+              </w:rPr>
+              <w:t xml:space="preserve">운영기간 50년</w:t>
+            </w:r>
+          </w:p>
+        </w:tc>
+        <w:tc>
+          <w:tcPr>
+            <w:tcW w:type="dxa" w:w="2102"/>
+            <w:tcBorders>
+              <w:top w:val="single" w:color="808080" w:sz="4"/>
+              <w:left w:val="single" w:color="808080" w:sz="4"/>
+              <w:bottom w:val="single" w:color="808080" w:sz="4"/>
+              <w:right w:val="single" w:color="808080" w:sz="4"/>
+            </w:tcBorders>
+            <w:tcMar>
+              <w:top w:type="dxa" w:w="60"/>
+              <w:left w:type="dxa" w:w="100"/>
+              <w:bottom w:type="dxa" w:w="60"/>
+              <w:right w:type="dxa" w:w="100"/>
+            </w:tcMar>
+            <w:vAlign w:val="center"/>
+          </w:tcPr>
+          <w:p>
+            <w:pPr>
+              <w:spacing w:after="0" w:before="0" w:line="260"/>
+              <w:jc w:val="center"/>
+            </w:pPr>
+            <w:r>
+              <w:rPr>
+                <w:rFonts w:ascii="맑은 고딕" w:cs="맑은 고딕" w:eastAsia="맑은 고딕" w:hAnsi="맑은 고딕"/>
+                <w:b w:val="false"/>
+                <w:bCs w:val="false"/>
+                <w:sz w:val="19"/>
+                <w:szCs w:val="19"/>
+              </w:rPr>
+              <w:t xml:space="preserve">市</w:t>
+            </w:r>
+          </w:p>
+        </w:tc>
+        <w:tc>
+          <w:tcPr>
+            <w:tcW w:type="dxa" w:w="4908"/>
+            <w:tcBorders>
+              <w:top w:val="single" w:color="808080" w:sz="4"/>
+              <w:left w:val="single" w:color="808080" w:sz="4"/>
+              <w:bottom w:val="single" w:color="808080" w:sz="4"/>
+              <w:right w:val="single" w:color="808080" w:sz="4"/>
+            </w:tcBorders>
+            <w:tcMar>
+              <w:top w:type="dxa" w:w="60"/>
+              <w:left w:type="dxa" w:w="100"/>
+              <w:bottom w:type="dxa" w:w="60"/>
+              <w:right w:type="dxa" w:w="100"/>
+            </w:tcMar>
+            <w:vAlign w:val="center"/>
+          </w:tcPr>
+          <w:p>
+            <w:pPr>
+              <w:spacing w:after="0" w:before="0" w:line="260"/>
+              <w:jc w:val="left"/>
+            </w:pPr>
+            <w:r>
+              <w:rPr>
+                <w:rFonts w:ascii="맑은 고딕" w:cs="맑은 고딕" w:eastAsia="맑은 고딕" w:hAnsi="맑은 고딕"/>
+                <w:b w:val="false"/>
+                <w:bCs w:val="false"/>
+                <w:sz w:val="19"/>
+                <w:szCs w:val="19"/>
+              </w:rPr>
+              <w:t xml:space="preserve">총민간사업비 산정 범위, 공공기여 조건</w:t>
+            </w:r>
+          </w:p>
+        </w:tc>
+      </w:tr>
+      <w:tr>
+        <w:tc>
+          <w:tcPr>
+            <w:tcW w:type="dxa" w:w="2628"/>
+            <w:tcBorders>
+              <w:top w:val="single" w:color="808080" w:sz="4"/>
+              <w:left w:val="single" w:color="808080" w:sz="4"/>
+              <w:bottom w:val="single" w:color="808080" w:sz="4"/>
+              <w:right w:val="single" w:color="808080" w:sz="4"/>
+            </w:tcBorders>
+            <w:shd w:fill="F2F2F2" w:color="auto" w:val="clear"/>
+            <w:tcMar>
+              <w:top w:type="dxa" w:w="60"/>
+              <w:left w:type="dxa" w:w="100"/>
+              <w:bottom w:type="dxa" w:w="60"/>
+              <w:right w:type="dxa" w:w="100"/>
+            </w:tcMar>
+            <w:vAlign w:val="center"/>
+          </w:tcPr>
+          <w:p>
+            <w:pPr>
+              <w:spacing w:after="0" w:before="0" w:line="260"/>
+              <w:jc w:val="center"/>
+            </w:pPr>
+            <w:r>
+              <w:rPr>
+                <w:rFonts w:ascii="맑은 고딕" w:cs="맑은 고딕" w:eastAsia="맑은 고딕" w:hAnsi="맑은 고딕"/>
+                <w:b/>
+                <w:bCs/>
+                <w:sz w:val="19"/>
+                <w:szCs w:val="19"/>
+              </w:rPr>
+              <w:t xml:space="preserve">해지시지급금 연계</w:t>
+            </w:r>
+          </w:p>
+        </w:tc>
+        <w:tc>
+          <w:tcPr>
+            <w:tcW w:type="dxa" w:w="2102"/>
+            <w:tcBorders>
+              <w:top w:val="single" w:color="808080" w:sz="4"/>
+              <w:left w:val="single" w:color="808080" w:sz="4"/>
+              <w:bottom w:val="single" w:color="808080" w:sz="4"/>
+              <w:right w:val="single" w:color="808080" w:sz="4"/>
+            </w:tcBorders>
+            <w:tcMar>
+              <w:top w:type="dxa" w:w="60"/>
+              <w:left w:type="dxa" w:w="100"/>
+              <w:bottom w:type="dxa" w:w="60"/>
+              <w:right w:type="dxa" w:w="100"/>
+            </w:tcMar>
+            <w:vAlign w:val="center"/>
+          </w:tcPr>
+          <w:p>
+            <w:pPr>
+              <w:spacing w:after="0" w:before="0" w:line="260"/>
+              <w:jc w:val="center"/>
+            </w:pPr>
+            <w:r>
+              <w:rPr>
+                <w:rFonts w:ascii="맑은 고딕" w:cs="맑은 고딕" w:eastAsia="맑은 고딕" w:hAnsi="맑은 고딕"/>
+                <w:b w:val="false"/>
+                <w:bCs w:val="false"/>
+                <w:sz w:val="19"/>
+                <w:szCs w:val="19"/>
+              </w:rPr>
+              <w:t xml:space="preserve">市, (주)세빛섬(효성)</w:t>
+            </w:r>
+          </w:p>
+        </w:tc>
+        <w:tc>
+          <w:tcPr>
+            <w:tcW w:type="dxa" w:w="4908"/>
+            <w:tcBorders>
+              <w:top w:val="single" w:color="808080" w:sz="4"/>
+              <w:left w:val="single" w:color="808080" w:sz="4"/>
+              <w:bottom w:val="single" w:color="808080" w:sz="4"/>
+              <w:right w:val="single" w:color="808080" w:sz="4"/>
+            </w:tcBorders>
+            <w:tcMar>
+              <w:top w:type="dxa" w:w="60"/>
+              <w:left w:type="dxa" w:w="100"/>
+              <w:bottom w:type="dxa" w:w="60"/>
+              <w:right w:type="dxa" w:w="100"/>
+            </w:tcMar>
+            <w:vAlign w:val="center"/>
+          </w:tcPr>
+          <w:p>
+            <w:pPr>
+              <w:spacing w:after="0" w:before="0" w:line="260"/>
+              <w:jc w:val="left"/>
+            </w:pPr>
+            <w:r>
+              <w:rPr>
+                <w:rFonts w:ascii="맑은 고딕" w:cs="맑은 고딕" w:eastAsia="맑은 고딕" w:hAnsi="맑은 고딕"/>
+                <w:b w:val="false"/>
+                <w:bCs w:val="false"/>
+                <w:sz w:val="19"/>
+                <w:szCs w:val="19"/>
+              </w:rPr>
+              <w:t xml:space="preserve">선납 대가 → 해지시지급금 재원 처리(市 세입·세출 구조), 지급 규모·시기</w:t>
+            </w:r>
+          </w:p>
+        </w:tc>
+      </w:tr>
+      <w:tr>
+        <w:tc>
+          <w:tcPr>
+            <w:tcW w:type="dxa" w:w="2628"/>
+            <w:tcBorders>
+              <w:top w:val="single" w:color="808080" w:sz="4"/>
+              <w:left w:val="single" w:color="808080" w:sz="4"/>
+              <w:bottom w:val="single" w:color="808080" w:sz="4"/>
+              <w:right w:val="single" w:color="808080" w:sz="4"/>
+            </w:tcBorders>
+            <w:shd w:fill="F2F2F2" w:color="auto" w:val="clear"/>
+            <w:tcMar>
+              <w:top w:type="dxa" w:w="60"/>
+              <w:left w:type="dxa" w:w="100"/>
+              <w:bottom w:type="dxa" w:w="60"/>
+              <w:right w:type="dxa" w:w="100"/>
+            </w:tcMar>
+            <w:vAlign w:val="center"/>
+          </w:tcPr>
+          <w:p>
+            <w:pPr>
+              <w:spacing w:after="0" w:before="0" w:line="260"/>
+              <w:jc w:val="center"/>
+            </w:pPr>
+            <w:r>
+              <w:rPr>
+                <w:rFonts w:ascii="맑은 고딕" w:cs="맑은 고딕" w:eastAsia="맑은 고딕" w:hAnsi="맑은 고딕"/>
+                <w:b/>
+                <w:bCs/>
+                <w:sz w:val="19"/>
+                <w:szCs w:val="19"/>
+              </w:rPr>
+              <w:t xml:space="preserve">수상푸드존 편입</w:t>
+            </w:r>
+          </w:p>
+        </w:tc>
+        <w:tc>
+          <w:tcPr>
+            <w:tcW w:type="dxa" w:w="2102"/>
+            <w:tcBorders>
+              <w:top w:val="single" w:color="808080" w:sz="4"/>
+              <w:left w:val="single" w:color="808080" w:sz="4"/>
+              <w:bottom w:val="single" w:color="808080" w:sz="4"/>
+              <w:right w:val="single" w:color="808080" w:sz="4"/>
+            </w:tcBorders>
+            <w:tcMar>
+              <w:top w:type="dxa" w:w="60"/>
+              <w:left w:type="dxa" w:w="100"/>
+              <w:bottom w:type="dxa" w:w="60"/>
+              <w:right w:type="dxa" w:w="100"/>
+            </w:tcMar>
+            <w:vAlign w:val="center"/>
+          </w:tcPr>
+          <w:p>
+            <w:pPr>
+              <w:spacing w:after="0" w:before="0" w:line="260"/>
+              <w:jc w:val="center"/>
+            </w:pPr>
+            <w:r>
+              <w:rPr>
+                <w:rFonts w:ascii="맑은 고딕" w:cs="맑은 고딕" w:eastAsia="맑은 고딕" w:hAnsi="맑은 고딕"/>
+                <w:b w:val="false"/>
+                <w:bCs w:val="false"/>
+                <w:sz w:val="19"/>
+                <w:szCs w:val="19"/>
+              </w:rPr>
+              <w:t xml:space="preserve">市 (미래한강본부)</w:t>
+            </w:r>
+          </w:p>
+        </w:tc>
+        <w:tc>
+          <w:tcPr>
+            <w:tcW w:type="dxa" w:w="4908"/>
+            <w:tcBorders>
+              <w:top w:val="single" w:color="808080" w:sz="4"/>
+              <w:left w:val="single" w:color="808080" w:sz="4"/>
+              <w:bottom w:val="single" w:color="808080" w:sz="4"/>
+              <w:right w:val="single" w:color="808080" w:sz="4"/>
+            </w:tcBorders>
+            <w:tcMar>
+              <w:top w:type="dxa" w:w="60"/>
+              <w:left w:type="dxa" w:w="100"/>
+              <w:bottom w:type="dxa" w:w="60"/>
+              <w:right w:type="dxa" w:w="100"/>
+            </w:tcMar>
+            <w:vAlign w:val="center"/>
+          </w:tcPr>
+          <w:p>
+            <w:pPr>
+              <w:spacing w:after="0" w:before="0" w:line="260"/>
+              <w:jc w:val="left"/>
+            </w:pPr>
+            <w:r>
+              <w:rPr>
+                <w:rFonts w:ascii="맑은 고딕" w:cs="맑은 고딕" w:eastAsia="맑은 고딕" w:hAnsi="맑은 고딕"/>
+                <w:b w:val="false"/>
+                <w:bCs w:val="false"/>
+                <w:sz w:val="19"/>
+                <w:szCs w:val="19"/>
+              </w:rPr>
+              <w:t xml:space="preserve">재정사업 준공 시설의 민자 편입 방식, 착공 전 설계 반영</w:t>
+            </w:r>
+          </w:p>
+        </w:tc>
+      </w:tr>
+      <w:tr>
+        <w:tc>
+          <w:tcPr>
+            <w:tcW w:type="dxa" w:w="2628"/>
+            <w:tcBorders>
+              <w:top w:val="single" w:color="808080" w:sz="4"/>
+              <w:left w:val="single" w:color="808080" w:sz="4"/>
+              <w:bottom w:val="single" w:color="808080" w:sz="4"/>
+              <w:right w:val="single" w:color="808080" w:sz="4"/>
+            </w:tcBorders>
+            <w:shd w:fill="F2F2F2" w:color="auto" w:val="clear"/>
+            <w:tcMar>
+              <w:top w:type="dxa" w:w="60"/>
+              <w:left w:type="dxa" w:w="100"/>
+              <w:bottom w:type="dxa" w:w="60"/>
+              <w:right w:type="dxa" w:w="100"/>
+            </w:tcMar>
+            <w:vAlign w:val="center"/>
+          </w:tcPr>
+          <w:p>
+            <w:pPr>
+              <w:spacing w:after="0" w:before="0" w:line="260"/>
+              <w:jc w:val="center"/>
+            </w:pPr>
+            <w:r>
+              <w:rPr>
+                <w:rFonts w:ascii="맑은 고딕" w:cs="맑은 고딕" w:eastAsia="맑은 고딕" w:hAnsi="맑은 고딕"/>
+                <w:b/>
+                <w:bCs/>
+                <w:sz w:val="19"/>
+                <w:szCs w:val="19"/>
+              </w:rPr>
+              <w:t xml:space="preserve">SH공사 참여</w:t>
+            </w:r>
+          </w:p>
+        </w:tc>
+        <w:tc>
+          <w:tcPr>
+            <w:tcW w:type="dxa" w:w="2102"/>
+            <w:tcBorders>
+              <w:top w:val="single" w:color="808080" w:sz="4"/>
+              <w:left w:val="single" w:color="808080" w:sz="4"/>
+              <w:bottom w:val="single" w:color="808080" w:sz="4"/>
+              <w:right w:val="single" w:color="808080" w:sz="4"/>
+            </w:tcBorders>
+            <w:tcMar>
+              <w:top w:type="dxa" w:w="60"/>
+              <w:left w:type="dxa" w:w="100"/>
+              <w:bottom w:type="dxa" w:w="60"/>
+              <w:right w:type="dxa" w:w="100"/>
+            </w:tcMar>
+            <w:vAlign w:val="center"/>
+          </w:tcPr>
+          <w:p>
+            <w:pPr>
+              <w:spacing w:after="0" w:before="0" w:line="260"/>
+              <w:jc w:val="center"/>
+            </w:pPr>
+            <w:r>
+              <w:rPr>
+                <w:rFonts w:ascii="맑은 고딕" w:cs="맑은 고딕" w:eastAsia="맑은 고딕" w:hAnsi="맑은 고딕"/>
+                <w:b w:val="false"/>
+                <w:bCs w:val="false"/>
+                <w:sz w:val="19"/>
+                <w:szCs w:val="19"/>
+              </w:rPr>
+              <w:t xml:space="preserve">SH공사, 市</w:t>
+            </w:r>
+          </w:p>
+        </w:tc>
+        <w:tc>
+          <w:tcPr>
+            <w:tcW w:type="dxa" w:w="4908"/>
+            <w:tcBorders>
+              <w:top w:val="single" w:color="808080" w:sz="4"/>
+              <w:left w:val="single" w:color="808080" w:sz="4"/>
+              <w:bottom w:val="single" w:color="808080" w:sz="4"/>
+              <w:right w:val="single" w:color="808080" w:sz="4"/>
+            </w:tcBorders>
+            <w:tcMar>
+              <w:top w:type="dxa" w:w="60"/>
+              <w:left w:type="dxa" w:w="100"/>
+              <w:bottom w:type="dxa" w:w="60"/>
+              <w:right w:type="dxa" w:w="100"/>
+            </w:tcMar>
+            <w:vAlign w:val="center"/>
+          </w:tcPr>
+          <w:p>
+            <w:pPr>
+              <w:spacing w:after="0" w:before="0" w:line="260"/>
+              <w:jc w:val="left"/>
+            </w:pPr>
+            <w:r>
+              <w:rPr>
+                <w:rFonts w:ascii="맑은 고딕" w:cs="맑은 고딕" w:eastAsia="맑은 고딕" w:hAnsi="맑은 고딕"/>
+                <w:b w:val="false"/>
+                <w:bCs w:val="false"/>
+                <w:sz w:val="19"/>
+                <w:szCs w:val="19"/>
+              </w:rPr>
+              <w:t xml:space="preserve">출자 지분·역할, 지방공기업법 절차</w:t>
+            </w:r>
+          </w:p>
+        </w:tc>
+      </w:tr>
+      <w:tr>
+        <w:tc>
+          <w:tcPr>
+            <w:tcW w:type="dxa" w:w="2628"/>
+            <w:tcBorders>
+              <w:top w:val="single" w:color="808080" w:sz="4"/>
+              <w:left w:val="single" w:color="808080" w:sz="4"/>
+              <w:bottom w:val="single" w:color="808080" w:sz="4"/>
+              <w:right w:val="single" w:color="808080" w:sz="4"/>
+            </w:tcBorders>
+            <w:shd w:fill="F2F2F2" w:color="auto" w:val="clear"/>
+            <w:tcMar>
+              <w:top w:type="dxa" w:w="60"/>
+              <w:left w:type="dxa" w:w="100"/>
+              <w:bottom w:type="dxa" w:w="60"/>
+              <w:right w:type="dxa" w:w="100"/>
+            </w:tcMar>
+            <w:vAlign w:val="center"/>
+          </w:tcPr>
+          <w:p>
+            <w:pPr>
+              <w:spacing w:after="0" w:before="0" w:line="260"/>
+              <w:jc w:val="center"/>
+            </w:pPr>
+            <w:r>
+              <w:rPr>
+                <w:rFonts w:ascii="맑은 고딕" w:cs="맑은 고딕" w:eastAsia="맑은 고딕" w:hAnsi="맑은 고딕"/>
+                <w:b/>
+                <w:bCs/>
+                <w:sz w:val="19"/>
+                <w:szCs w:val="19"/>
+              </w:rPr>
+              <w:t xml:space="preserve">한강버스 연계</w:t>
+            </w:r>
+          </w:p>
+        </w:tc>
+        <w:tc>
+          <w:tcPr>
+            <w:tcW w:type="dxa" w:w="2102"/>
+            <w:tcBorders>
+              <w:top w:val="single" w:color="808080" w:sz="4"/>
+              <w:left w:val="single" w:color="808080" w:sz="4"/>
+              <w:bottom w:val="single" w:color="808080" w:sz="4"/>
+              <w:right w:val="single" w:color="808080" w:sz="4"/>
+            </w:tcBorders>
+            <w:tcMar>
+              <w:top w:type="dxa" w:w="60"/>
+              <w:left w:type="dxa" w:w="100"/>
+              <w:bottom w:type="dxa" w:w="60"/>
+              <w:right w:type="dxa" w:w="100"/>
+            </w:tcMar>
+            <w:vAlign w:val="center"/>
+          </w:tcPr>
+          <w:p>
+            <w:pPr>
+              <w:spacing w:after="0" w:before="0" w:line="260"/>
+              <w:jc w:val="center"/>
+            </w:pPr>
+            <w:r>
+              <w:rPr>
+                <w:rFonts w:ascii="맑은 고딕" w:cs="맑은 고딕" w:eastAsia="맑은 고딕" w:hAnsi="맑은 고딕"/>
+                <w:b w:val="false"/>
+                <w:bCs w:val="false"/>
+                <w:sz w:val="19"/>
+                <w:szCs w:val="19"/>
+              </w:rPr>
+              <w:t xml:space="preserve">市, 한강버스 운영사</w:t>
+            </w:r>
+          </w:p>
+        </w:tc>
+        <w:tc>
+          <w:tcPr>
+            <w:tcW w:type="dxa" w:w="4908"/>
+            <w:tcBorders>
+              <w:top w:val="single" w:color="808080" w:sz="4"/>
+              <w:left w:val="single" w:color="808080" w:sz="4"/>
+              <w:bottom w:val="single" w:color="808080" w:sz="4"/>
+              <w:right w:val="single" w:color="808080" w:sz="4"/>
+            </w:tcBorders>
+            <w:tcMar>
+              <w:top w:type="dxa" w:w="60"/>
+              <w:left w:type="dxa" w:w="100"/>
+              <w:bottom w:type="dxa" w:w="60"/>
+              <w:right w:type="dxa" w:w="100"/>
+            </w:tcMar>
+            <w:vAlign w:val="center"/>
+          </w:tcPr>
+          <w:p>
+            <w:pPr>
+              <w:spacing w:after="0" w:before="0" w:line="260"/>
+              <w:jc w:val="left"/>
+            </w:pPr>
+            <w:r>
+              <w:rPr>
+                <w:rFonts w:ascii="맑은 고딕" w:cs="맑은 고딕" w:eastAsia="맑은 고딕" w:hAnsi="맑은 고딕"/>
+                <w:b w:val="false"/>
+                <w:bCs w:val="false"/>
+                <w:sz w:val="19"/>
+                <w:szCs w:val="19"/>
+              </w:rPr>
+              <w:t xml:space="preserve">선착장 운영 주체, 동선·수요 연계</w:t>
+            </w:r>
+          </w:p>
+        </w:tc>
+      </w:tr>
+    </w:tbl>
+    <w:p>
+      <w:pPr>
+        <w:spacing w:after="60" w:before="0" w:line="300"/>
+      </w:pPr>
+      <w:r>
+        <w:rPr>
+          <w:rFonts w:ascii="맑은 고딕" w:cs="맑은 고딕" w:eastAsia="맑은 고딕" w:hAnsi="맑은 고딕"/>
+          <w:sz w:val="22"/>
+          <w:szCs w:val="22"/>
+        </w:rPr>
+        <w:t xml:space="preserve"/>
+      </w:r>
+    </w:p>
+    <w:p>
+      <w:pPr>
+        <w:keepNext/>
+        <w:spacing w:after="80" w:before="200" w:line="300"/>
+        <w:ind w:left="0" w:hanging="340"/>
+      </w:pPr>
+      <w:r>
+        <w:rPr>
+          <w:rFonts w:ascii="맑은 고딕" w:cs="맑은 고딕" w:eastAsia="맑은 고딕" w:hAnsi="맑은 고딕"/>
+          <w:b/>
+          <w:bCs/>
+          <w:sz w:val="24"/>
+          <w:szCs w:val="24"/>
+        </w:rPr>
+        <w:t xml:space="preserve">□ </w:t>
+      </w:r>
+      <w:r>
+        <w:rPr>
+          <w:rFonts w:ascii="맑은 고딕" w:cs="맑은 고딕" w:eastAsia="맑은 고딕" w:hAnsi="맑은 고딕"/>
+          <w:b/>
+          <w:bCs/>
+          <w:sz w:val="24"/>
+          <w:szCs w:val="24"/>
+        </w:rPr>
+        <w:t xml:space="preserve">통합 MD 계획 수립</w:t>
+      </w:r>
+    </w:p>
+    <w:p>
+      <w:pPr>
+        <w:spacing w:after="60" w:before="80" w:line="300"/>
+        <w:ind w:left="340" w:hanging="300"/>
+      </w:pPr>
+      <w:r>
+        <w:rPr>
+          <w:rFonts w:ascii="맑은 고딕" w:cs="맑은 고딕" w:eastAsia="맑은 고딕" w:hAnsi="맑은 고딕"/>
+          <w:sz w:val="22"/>
+          <w:szCs w:val="22"/>
+        </w:rPr>
+        <w:t xml:space="preserve">○ </w:t>
+      </w:r>
+      <w:r>
+        <w:rPr>
+          <w:rFonts w:ascii="맑은 고딕" w:cs="맑은 고딕" w:eastAsia="맑은 고딕" w:hAnsi="맑은 고딕"/>
+          <w:b/>
+          <w:bCs/>
+          <w:sz w:val="22"/>
+          <w:szCs w:val="22"/>
+        </w:rPr>
+        <w:t xml:space="preserve">컨셉</w:t>
+      </w:r>
+      <w:r>
+        <w:rPr>
+          <w:rFonts w:ascii="맑은 고딕" w:cs="맑은 고딕" w:eastAsia="맑은 고딕" w:hAnsi="맑은 고딕"/>
+          <w:sz w:val="22"/>
+          <w:szCs w:val="22"/>
+        </w:rPr>
+        <w:t xml:space="preserve"> : 세빛섬(복합문화·컨벤션) + 수상푸드존(식음·야간명소) 연계 </w:t>
+      </w:r>
+      <w:r>
+        <w:rPr>
+          <w:rFonts w:ascii="맑은 고딕" w:cs="맑은 고딕" w:eastAsia="맑은 고딕" w:hAnsi="맑은 고딕"/>
+          <w:b/>
+          <w:bCs/>
+          <w:sz w:val="22"/>
+          <w:szCs w:val="22"/>
+        </w:rPr>
+        <w:t xml:space="preserve">반포 수변 데스티네이션</w:t>
       </w:r>
     </w:p>
     <w:p>
@@ -6726,7 +10186,61 @@
           <w:sz w:val="21"/>
           <w:szCs w:val="21"/>
         </w:rPr>
-        <w:t xml:space="preserve">SH공사 지분 참여 구조 및 역할</w:t>
+        <w:t xml:space="preserve">시설별 역할 분담 및 테넌트 구성 (F&amp;B / 문화·전시 / 웨딩·컨벤션 / 리테일)</w:t>
+      </w:r>
+    </w:p>
+    <w:p>
+      <w:pPr>
+        <w:spacing w:after="60" w:before="60" w:line="300"/>
+        <w:ind w:left="680" w:hanging="220"/>
+      </w:pPr>
+      <w:r>
+        <w:rPr>
+          <w:rFonts w:ascii="맑은 고딕" w:cs="맑은 고딕" w:eastAsia="맑은 고딕" w:hAnsi="맑은 고딕"/>
+          <w:sz w:val="21"/>
+          <w:szCs w:val="21"/>
+        </w:rPr>
+        <w:t xml:space="preserve">- </w:t>
+      </w:r>
+      <w:r>
+        <w:rPr>
+          <w:rFonts w:ascii="맑은 고딕" w:cs="맑은 고딕" w:eastAsia="맑은 고딕" w:hAnsi="맑은 고딕"/>
+          <w:b/>
+          <w:bCs/>
+          <w:sz w:val="21"/>
+          <w:szCs w:val="21"/>
+        </w:rPr>
+        <w:t xml:space="preserve">한강버스 선착장 ↔ 수상푸드존 ↔ 세빛섬</w:t>
+      </w:r>
+      <w:r>
+        <w:rPr>
+          <w:rFonts w:ascii="맑은 고딕" w:cs="맑은 고딕" w:eastAsia="맑은 고딕" w:hAnsi="맑은 고딕"/>
+          <w:sz w:val="21"/>
+          <w:szCs w:val="21"/>
+        </w:rPr>
+        <w:t xml:space="preserve"> 동선 설계 (도보 약 450m)</w:t>
+      </w:r>
+    </w:p>
+    <w:p>
+      <w:pPr>
+        <w:spacing w:after="60" w:before="60" w:line="300"/>
+        <w:ind w:left="680" w:hanging="220"/>
+      </w:pPr>
+      <w:r>
+        <w:rPr>
+          <w:rFonts w:ascii="맑은 고딕" w:cs="맑은 고딕" w:eastAsia="맑은 고딕" w:hAnsi="맑은 고딕"/>
+          <w:sz w:val="21"/>
+          <w:szCs w:val="21"/>
+        </w:rPr>
+        <w:t xml:space="preserve">- </w:t>
+      </w:r>
+      <w:r>
+        <w:rPr>
+          <w:rFonts w:ascii="맑은 고딕" w:cs="맑은 고딕" w:eastAsia="맑은 고딕" w:hAnsi="맑은 고딕"/>
+          <w:sz w:val="21"/>
+          <w:szCs w:val="21"/>
+        </w:rPr>
+        <w:t xml:space="preserve">무지개분수 연계 야간 콘텐츠, 통합 브랜딩 및 공동 마케팅</w:t>
       </w:r>
     </w:p>
     <w:p>
@@ -6745,12 +10259,20 @@
       <w:r>
         <w:rPr>
           <w:rFonts w:ascii="맑은 고딕" w:cs="맑은 고딕" w:eastAsia="맑은 고딕" w:hAnsi="맑은 고딕"/>
+          <w:sz w:val="22"/>
+          <w:szCs w:val="22"/>
+        </w:rPr>
+        <w:t xml:space="preserve">MD 계획은 </w:t>
+      </w:r>
+      <w:r>
+        <w:rPr>
+          <w:rFonts w:ascii="맑은 고딕" w:cs="맑은 고딕" w:eastAsia="맑은 고딕" w:hAnsi="맑은 고딕"/>
           <w:b/>
           <w:bCs/>
           <w:sz w:val="22"/>
           <w:szCs w:val="22"/>
         </w:rPr>
-        <w:t xml:space="preserve">법률 자문</w:t>
+        <w:t xml:space="preserve">민간제안서의 운영계획·수익 추정 근거</w:t>
       </w:r>
       <w:r>
         <w:rPr>
@@ -6758,7 +10280,100 @@
           <w:sz w:val="22"/>
           <w:szCs w:val="22"/>
         </w:rPr>
-        <w:t xml:space="preserve"> : 민투법·공유재산법 전문 법무법인 자문 (○○월)</w:t>
+        <w:t xml:space="preserve">로 활용</w:t>
+      </w:r>
+    </w:p>
+    <w:p>
+      <w:pPr>
+        <w:keepNext/>
+        <w:spacing w:after="80" w:before="200" w:line="300"/>
+        <w:ind w:left="0" w:hanging="340"/>
+      </w:pPr>
+      <w:r>
+        <w:rPr>
+          <w:rFonts w:ascii="맑은 고딕" w:cs="맑은 고딕" w:eastAsia="맑은 고딕" w:hAnsi="맑은 고딕"/>
+          <w:b/>
+          <w:bCs/>
+          <w:sz w:val="24"/>
+          <w:szCs w:val="24"/>
+        </w:rPr>
+        <w:t xml:space="preserve">□ </w:t>
+      </w:r>
+      <w:r>
+        <w:rPr>
+          <w:rFonts w:ascii="맑은 고딕" w:cs="맑은 고딕" w:eastAsia="맑은 고딕" w:hAnsi="맑은 고딕"/>
+          <w:b/>
+          <w:bCs/>
+          <w:sz w:val="24"/>
+          <w:szCs w:val="24"/>
+        </w:rPr>
+        <w:t xml:space="preserve">Plan B : 市 공모 방식 진행 시</w:t>
+      </w:r>
+    </w:p>
+    <w:p>
+      <w:pPr>
+        <w:spacing w:after="60" w:before="80" w:line="300"/>
+        <w:ind w:left="340" w:hanging="300"/>
+      </w:pPr>
+      <w:r>
+        <w:rPr>
+          <w:rFonts w:ascii="맑은 고딕" w:cs="맑은 고딕" w:eastAsia="맑은 고딕" w:hAnsi="맑은 고딕"/>
+          <w:sz w:val="22"/>
+          <w:szCs w:val="22"/>
+        </w:rPr>
+        <w:t xml:space="preserve">○ </w:t>
+      </w:r>
+      <w:r>
+        <w:rPr>
+          <w:rFonts w:ascii="맑은 고딕" w:cs="맑은 고딕" w:eastAsia="맑은 고딕" w:hAnsi="맑은 고딕"/>
+          <w:sz w:val="22"/>
+          <w:szCs w:val="22"/>
+        </w:rPr>
+        <w:t xml:space="preserve">市가 공유재산법 공모(경로 C) 또는 고시사업(경로 B)으로 진행할 경우</w:t>
+      </w:r>
+    </w:p>
+    <w:p>
+      <w:pPr>
+        <w:spacing w:after="60" w:before="60" w:line="300"/>
+        <w:ind w:left="680" w:hanging="220"/>
+      </w:pPr>
+      <w:r>
+        <w:rPr>
+          <w:rFonts w:ascii="맑은 고딕" w:cs="맑은 고딕" w:eastAsia="맑은 고딕" w:hAnsi="맑은 고딕"/>
+          <w:sz w:val="21"/>
+          <w:szCs w:val="21"/>
+        </w:rPr>
+        <w:t xml:space="preserve">- </w:t>
+      </w:r>
+      <w:r>
+        <w:rPr>
+          <w:rFonts w:ascii="맑은 고딕" w:cs="맑은 고딕" w:eastAsia="맑은 고딕" w:hAnsi="맑은 고딕"/>
+          <w:sz w:val="21"/>
+          <w:szCs w:val="21"/>
+        </w:rPr>
+        <w:t xml:space="preserve">SH공사 컨소시엄으로 입찰 참여, 통합 MD·공공기여 계획으로 차별화</w:t>
+      </w:r>
+    </w:p>
+    <w:p>
+      <w:pPr>
+        <w:spacing w:after="60" w:before="60" w:line="300"/>
+        <w:ind w:left="680" w:hanging="220"/>
+      </w:pPr>
+      <w:r>
+        <w:rPr>
+          <w:rFonts w:ascii="맑은 고딕" w:cs="맑은 고딕" w:eastAsia="맑은 고딕" w:hAnsi="맑은 고딕"/>
+          <w:sz w:val="21"/>
+          <w:szCs w:val="21"/>
+        </w:rPr>
+        <w:t xml:space="preserve">- </w:t>
+      </w:r>
+      <w:r>
+        <w:rPr>
+          <w:rFonts w:ascii="맑은 고딕" w:cs="맑은 고딕" w:eastAsia="맑은 고딕" w:hAnsi="맑은 고딕"/>
+          <w:sz w:val="21"/>
+          <w:szCs w:val="21"/>
+        </w:rPr>
+        <w:t xml:space="preserve">공유재산법 적용 시 최대 30년 기준 사업성 재검토 (30년 vs 50년 시나리오 병행 산정)</w:t>
       </w:r>
     </w:p>
     <w:p>
@@ -7347,7 +10962,7 @@
                 <w:sz w:val="19"/>
                 <w:szCs w:val="19"/>
               </w:rPr>
-              <w:t xml:space="preserve">인허가·자문·기타</w:t>
+              <w:t xml:space="preserve">제안서 작성·자문·기타</w:t>
             </w:r>
           </w:p>
         </w:tc>
@@ -7407,6 +11022,16 @@
               <w:spacing w:after="0" w:before="0" w:line="260"/>
               <w:jc w:val="center"/>
             </w:pPr>
+            <w:r>
+              <w:rPr>
+                <w:rFonts w:ascii="맑은 고딕" w:cs="맑은 고딕" w:eastAsia="맑은 고딕" w:hAnsi="맑은 고딕"/>
+                <w:b w:val="false"/>
+                <w:bCs w:val="false"/>
+                <w:sz w:val="19"/>
+                <w:szCs w:val="19"/>
+              </w:rPr>
+              <w:t xml:space="preserve">재무모델, 법률·기술 자문</w:t>
+            </w:r>
           </w:p>
         </w:tc>
       </w:tr>
@@ -7711,7 +11336,7 @@
                 <w:sz w:val="19"/>
                 <w:szCs w:val="19"/>
               </w:rPr>
-              <w:t xml:space="preserve">20○○. ○.</w:t>
+              <w:t xml:space="preserve">'26. 4분기</w:t>
             </w:r>
           </w:p>
         </w:tc>
@@ -7745,7 +11370,7 @@
                 <w:sz w:val="19"/>
                 <w:szCs w:val="19"/>
               </w:rPr>
-              <w:t xml:space="preserve">내부 보고 및 사업 추진 결정</w:t>
+              <w:t xml:space="preserve">내부 추진 결정, 市·SH 사전 협의 착수, 법률 자문</w:t>
             </w:r>
           </w:p>
         </w:tc>
@@ -7780,7 +11405,7 @@
                 <w:sz w:val="19"/>
                 <w:szCs w:val="19"/>
               </w:rPr>
-              <w:t xml:space="preserve">20○○. ○.</w:t>
+              <w:t xml:space="preserve">'27. 1분기</w:t>
             </w:r>
           </w:p>
         </w:tc>
@@ -7814,7 +11439,7 @@
                 <w:sz w:val="19"/>
                 <w:szCs w:val="19"/>
               </w:rPr>
-              <w:t xml:space="preserve">서울시·SH 사전 협의, 법률 자문</w:t>
+              <w:t xml:space="preserve">통합 MD 계획 및 최초 제안서 제출</w:t>
             </w:r>
           </w:p>
         </w:tc>
@@ -7849,7 +11474,7 @@
                 <w:sz w:val="19"/>
                 <w:szCs w:val="19"/>
               </w:rPr>
-              <w:t xml:space="preserve">20○○. ○.</w:t>
+              <w:t xml:space="preserve">'27. 2～4분기</w:t>
             </w:r>
           </w:p>
         </w:tc>
@@ -7883,7 +11508,7 @@
                 <w:sz w:val="19"/>
                 <w:szCs w:val="19"/>
               </w:rPr>
-              <w:t xml:space="preserve">통합 MD 계획 및 사업계획 수립</w:t>
+              <w:t xml:space="preserve">제안서 검토(적격성조사), 市 심의</w:t>
             </w:r>
           </w:p>
         </w:tc>
@@ -7918,7 +11543,7 @@
                 <w:sz w:val="19"/>
                 <w:szCs w:val="19"/>
               </w:rPr>
-              <w:t xml:space="preserve">20○○. ○.</w:t>
+              <w:t xml:space="preserve">'27. 12.</w:t>
             </w:r>
           </w:p>
         </w:tc>
@@ -7952,7 +11577,7 @@
                 <w:sz w:val="19"/>
                 <w:szCs w:val="19"/>
               </w:rPr>
-              <w:t xml:space="preserve">민간제안서 제출 / 공모 대응</w:t>
+              <w:t xml:space="preserve">수상푸드존 준공</w:t>
             </w:r>
           </w:p>
         </w:tc>
@@ -7987,7 +11612,7 @@
                 <w:sz w:val="19"/>
                 <w:szCs w:val="19"/>
               </w:rPr>
-              <w:t xml:space="preserve">20○○. ○.</w:t>
+              <w:t xml:space="preserve">'28. 상반기</w:t>
             </w:r>
           </w:p>
         </w:tc>
@@ -8021,7 +11646,7 @@
                 <w:sz w:val="19"/>
                 <w:szCs w:val="19"/>
               </w:rPr>
-              <w:t xml:space="preserve">실시협약 체결</w:t>
+              <w:t xml:space="preserve">제3자 제안공고, 우선협상대상자 지정</w:t>
             </w:r>
           </w:p>
         </w:tc>
@@ -8056,7 +11681,7 @@
                 <w:sz w:val="19"/>
                 <w:szCs w:val="19"/>
               </w:rPr>
-              <w:t xml:space="preserve">'27. 12.</w:t>
+              <w:t xml:space="preserve">'28. 하반기</w:t>
             </w:r>
           </w:p>
         </w:tc>
@@ -8090,7 +11715,7 @@
                 <w:sz w:val="19"/>
                 <w:szCs w:val="19"/>
               </w:rPr>
-              <w:t xml:space="preserve">수상푸드존 준공</w:t>
+              <w:t xml:space="preserve">협상·실시협약 체결, 세빛섬 리모델링 착수</w:t>
             </w:r>
           </w:p>
         </w:tc>
@@ -8125,7 +11750,7 @@
                 <w:sz w:val="19"/>
                 <w:szCs w:val="19"/>
               </w:rPr>
-              <w:t xml:space="preserve">20○○. ○.</w:t>
+              <w:t xml:space="preserve">'29. ～</w:t>
             </w:r>
           </w:p>
         </w:tc>
@@ -8176,6 +11801,28 @@
           <w:szCs w:val="22"/>
         </w:rPr>
         <w:t xml:space="preserve"/>
+      </w:r>
+    </w:p>
+    <w:p>
+      <w:pPr>
+        <w:spacing w:after="60" w:before="60" w:line="300"/>
+        <w:ind w:left="900" w:hanging="260"/>
+      </w:pPr>
+      <w:r>
+        <w:rPr>
+          <w:rFonts w:ascii="맑은 고딕" w:cs="맑은 고딕" w:eastAsia="맑은 고딕" w:hAnsi="맑은 고딕"/>
+          <w:sz w:val="19"/>
+          <w:szCs w:val="19"/>
+        </w:rPr>
+        <w:t xml:space="preserve">※ </w:t>
+      </w:r>
+      <w:r>
+        <w:rPr>
+          <w:rFonts w:ascii="맑은 고딕" w:cs="맑은 고딕" w:eastAsia="맑은 고딕" w:hAnsi="맑은 고딕"/>
+          <w:sz w:val="19"/>
+          <w:szCs w:val="19"/>
+        </w:rPr>
+        <w:t xml:space="preserve">일정은 예시이며, 市 협의 결과 및 적격성조사 기간에 따라 변동</w:t>
       </w:r>
     </w:p>
     <w:p>
@@ -8636,6 +12283,111 @@
                 <w:szCs w:val="19"/>
               </w:rPr>
               <w:t xml:space="preserve">시나리오별 사업성 검토, 상한선 설정</w:t>
+            </w:r>
+          </w:p>
+        </w:tc>
+      </w:tr>
+      <w:tr>
+        <w:tc>
+          <w:tcPr>
+            <w:tcW w:type="dxa" w:w="2313"/>
+            <w:tcBorders>
+              <w:top w:val="single" w:color="808080" w:sz="4"/>
+              <w:left w:val="single" w:color="808080" w:sz="4"/>
+              <w:bottom w:val="single" w:color="808080" w:sz="4"/>
+              <w:right w:val="single" w:color="808080" w:sz="4"/>
+            </w:tcBorders>
+            <w:shd w:fill="F2F2F2" w:color="auto" w:val="clear"/>
+            <w:tcMar>
+              <w:top w:type="dxa" w:w="60"/>
+              <w:left w:type="dxa" w:w="100"/>
+              <w:bottom w:type="dxa" w:w="60"/>
+              <w:right w:type="dxa" w:w="100"/>
+            </w:tcMar>
+            <w:vAlign w:val="center"/>
+          </w:tcPr>
+          <w:p>
+            <w:pPr>
+              <w:spacing w:after="0" w:before="0" w:line="260"/>
+              <w:jc w:val="center"/>
+            </w:pPr>
+            <w:r>
+              <w:rPr>
+                <w:rFonts w:ascii="맑은 고딕" w:cs="맑은 고딕" w:eastAsia="맑은 고딕" w:hAnsi="맑은 고딕"/>
+                <w:b/>
+                <w:bCs/>
+                <w:sz w:val="19"/>
+                <w:szCs w:val="19"/>
+              </w:rPr>
+              <w:t xml:space="preserve">푸드존 착공 임박</w:t>
+            </w:r>
+          </w:p>
+        </w:tc>
+        <w:tc>
+          <w:tcPr>
+            <w:tcW w:type="dxa" w:w="3084"/>
+            <w:tcBorders>
+              <w:top w:val="single" w:color="808080" w:sz="4"/>
+              <w:left w:val="single" w:color="808080" w:sz="4"/>
+              <w:bottom w:val="single" w:color="808080" w:sz="4"/>
+              <w:right w:val="single" w:color="808080" w:sz="4"/>
+            </w:tcBorders>
+            <w:tcMar>
+              <w:top w:type="dxa" w:w="60"/>
+              <w:left w:type="dxa" w:w="100"/>
+              <w:bottom w:type="dxa" w:w="60"/>
+              <w:right w:type="dxa" w:w="100"/>
+            </w:tcMar>
+            <w:vAlign w:val="center"/>
+          </w:tcPr>
+          <w:p>
+            <w:pPr>
+              <w:spacing w:after="0" w:before="0" w:line="260"/>
+              <w:jc w:val="left"/>
+            </w:pPr>
+            <w:r>
+              <w:rPr>
+                <w:rFonts w:ascii="맑은 고딕" w:cs="맑은 고딕" w:eastAsia="맑은 고딕" w:hAnsi="맑은 고딕"/>
+                <w:b w:val="false"/>
+                <w:bCs w:val="false"/>
+                <w:sz w:val="19"/>
+                <w:szCs w:val="19"/>
+              </w:rPr>
+              <w:t xml:space="preserve">'26. 10. 착공 후 민간 투자분 반영 곤란</w:t>
+            </w:r>
+          </w:p>
+        </w:tc>
+        <w:tc>
+          <w:tcPr>
+            <w:tcW w:type="dxa" w:w="4241"/>
+            <w:tcBorders>
+              <w:top w:val="single" w:color="808080" w:sz="4"/>
+              <w:left w:val="single" w:color="808080" w:sz="4"/>
+              <w:bottom w:val="single" w:color="808080" w:sz="4"/>
+              <w:right w:val="single" w:color="808080" w:sz="4"/>
+            </w:tcBorders>
+            <w:tcMar>
+              <w:top w:type="dxa" w:w="60"/>
+              <w:left w:type="dxa" w:w="100"/>
+              <w:bottom w:type="dxa" w:w="60"/>
+              <w:right w:type="dxa" w:w="100"/>
+            </w:tcMar>
+            <w:vAlign w:val="center"/>
+          </w:tcPr>
+          <w:p>
+            <w:pPr>
+              <w:spacing w:after="0" w:before="0" w:line="260"/>
+              <w:jc w:val="left"/>
+            </w:pPr>
+            <w:r>
+              <w:rPr>
+                <w:rFonts w:ascii="맑은 고딕" w:cs="맑은 고딕" w:eastAsia="맑은 고딕" w:hAnsi="맑은 고딕"/>
+                <w:b w:val="false"/>
+                <w:bCs w:val="false"/>
+                <w:sz w:val="19"/>
+                <w:szCs w:val="19"/>
+              </w:rPr>
+              <w:t xml:space="preserve">착공 전 市 조기 협의</w:t>
             </w:r>
           </w:p>
         </w:tc>

--- a/세빛섬_반포수상푸드존_통합운영_추진(안).docx
+++ b/세빛섬_반포수상푸드존_통합운영_추진(안).docx
@@ -2106,7 +2106,7 @@
       <w:r>
         <w:drawing>
           <wp:inline distT="0" distB="0" distL="0" distR="0">
-            <wp:extent cx="6096000" cy="3848100"/>
+            <wp:extent cx="6096000" cy="3276600"/>
             <wp:effectExtent t="0" r="0" b="0" l="0"/>
             <wp:docPr id="1" name="" descr="" title=""/>
             <wp:cNvGraphicFramePr>
@@ -2131,7 +2131,7 @@
                   <pic:spPr bwMode="auto">
                     <a:xfrm>
                       <a:off x="0" y="0"/>
-                      <a:ext cx="6096000" cy="3848100"/>
+                      <a:ext cx="6096000" cy="3276600"/>
                     </a:xfrm>
                     <a:prstGeom prst="rect">
                       <a:avLst/>
@@ -2156,7 +2156,7 @@
           <w:sz w:val="19"/>
           <w:szCs w:val="19"/>
         </w:rPr>
-        <w:t xml:space="preserve">&lt; 반포 수변시설 위치도 &gt;</w:t>
+        <w:t xml:space="preserve">&lt; 반포 수변시설 위치도 (개략) &gt;</w:t>
       </w:r>
     </w:p>
     <w:p>
